--- a/开发平台/codex/项目/人员简历筛选和重组/output/风险管理批量/09-并表管理/国开行人员团队简历-邹智.docx
+++ b/开发平台/codex/项目/人员简历筛选和重组/output/风险管理批量/09-并表管理/国开行人员团队简历-邹智.docx
@@ -133,11 +133,9 @@
           <ns0:p>
             <ns0:r>
               <ns0:rPr>
-                <ns0:rFonts ns0:ascii="仿宋" ns0:hAnsi="仿宋" ns0:eastAsia="仿宋" ns0:cs="仿宋"/>
-                <ns0:sz ns0:val="24"/>
-                <ns0:szCs ns0:val="24"/>
-              </ns0:rPr>
-              <ns0:t>1987-03-01</ns0:t>
+                <ns0:rFonts ns0:ascii="仿宋" ns0:hAnsi="仿宋"/>
+              </ns0:rPr>
+              <ns0:t>39</ns0:t>
             </ns0:r>
           </ns0:p>
         </ns0:tc>
@@ -513,21 +511,8 @@
             <ns0:gridSpan ns0:val="4"/>
             <ns0:vAlign ns0:val="center"/>
           </ns0:tcPr>
-          <ns0:p ns2:paraId="1E629E02" ns2:textId="77777777" ns0:rsidR="000010AB" ns0:rsidRDefault="000010AB" ns0:rsidP="00664128">
-            <ns0:pPr>
-              <ns0:jc ns0:val="center"/>
-              <ns0:rPr>
-                <ns0:rFonts ns0:ascii="仿宋" ns0:eastAsia="仿宋" ns0:hAnsi="仿宋" ns0:cs="仿宋" ns0:hint="eastAsia"/>
-                <ns0:caps/>
-                <ns0:szCs ns0:val="21"/>
-              </ns0:rPr>
-            </ns0:pPr>
-            <ns0:r>
-              <ns0:rPr>
-                <ns0:rFonts ns0:ascii="仿宋" ns0:eastAsia="仿宋" ns0:hAnsi="仿宋" ns0:cs="仿宋" ns0:hint="eastAsia"/>
-                <ns0:szCs ns0:val="24"/>
-                <ns0:sz ns0:val="24"/>
-              </ns0:rPr>
+          <ns0:p>
+            <ns0:r>
               <ns0:t>拟在本项目任职</ns0:t>
             </ns0:r>
           </ns0:p>
@@ -540,12 +525,7 @@
           </ns0:tcPr>
           <ns0:p>
             <ns0:r>
-              <ns0:rPr>
-                <ns0:rFonts ns0:ascii="仿宋" ns0:hAnsi="仿宋" ns0:eastAsia="仿宋" ns0:cs="仿宋"/>
-                <ns0:sz ns0:val="24"/>
-                <ns0:szCs ns0:val="24"/>
-              </ns0:rPr>
-              <ns0:t>项目管理岗</ns0:t>
+              <ns0:t>需求分析岗（风险管理领域）</ns0:t>
             </ns0:r>
           </ns0:p>
         </ns0:tc>
@@ -698,7 +678,7 @@
                 <ns0:sz ns0:val="24"/>
                 <ns0:szCs ns0:val="24"/>
               </ns0:rPr>
-              <ns0:t>高级</ns0:t>
+              <ns0:t>Oracle</ns0:t>
             </ns0:r>
           </ns0:p>
         </ns0:tc>
@@ -716,6 +696,9 @@
                 <ns0:szCs ns0:val="21"/>
               </ns0:rPr>
             </ns0:pPr>
+            <ns0:r>
+              <ns0:t>高级</ns0:t>
+            </ns0:r>
           </ns0:p>
         </ns0:tc>
         <ns0:tc>
@@ -741,76 +724,6 @@
             <ns0:vAlign ns0:val="center"/>
           </ns0:tcPr>
           <ns0:p ns2:paraId="77D9DE25" ns2:textId="77777777" ns0:rsidR="000010AB" ns0:rsidRDefault="000010AB" ns0:rsidP="00664128">
-            <ns0:pPr>
-              <ns0:jc ns0:val="center"/>
-              <ns0:rPr>
-                <ns0:rFonts ns0:ascii="仿宋" ns0:eastAsia="仿宋" ns0:hAnsi="仿宋" ns0:cs="仿宋" ns0:hint="eastAsia"/>
-                <ns0:szCs ns0:val="21"/>
-              </ns0:rPr>
-            </ns0:pPr>
-          </ns0:p>
-        </ns0:tc>
-      </ns0:tr>
-      <ns0:tr ns0:rsidR="000010AB" ns2:paraId="0BE7332D" ns2:textId="77777777" ns0:rsidTr="00664128">
-        <ns0:trPr>
-          <ns0:trHeight ns0:val="20"/>
-          <ns0:jc ns0:val="center"/>
-        </ns0:trPr>
-        <ns0:tc>
-          <ns0:tcPr>
-            <ns0:tcW ns0:w="1043" ns0:type="pct"/>
-            <ns0:vAlign ns0:val="center"/>
-          </ns0:tcPr>
-          <ns0:p>
-            <ns0:r>
-              <ns0:rPr>
-                <ns0:rFonts ns0:ascii="仿宋" ns0:hAnsi="仿宋" ns0:eastAsia="仿宋" ns0:cs="仿宋"/>
-                <ns0:sz ns0:val="24"/>
-                <ns0:szCs ns0:val="24"/>
-              </ns0:rPr>
-              <ns0:t>Oracle</ns0:t>
-            </ns0:r>
-          </ns0:p>
-        </ns0:tc>
-        <ns0:tc>
-          <ns0:tcPr>
-            <ns0:tcW ns0:w="1186" ns0:type="pct"/>
-            <ns0:gridSpan ns0:val="2"/>
-            <ns0:vAlign ns0:val="center"/>
-          </ns0:tcPr>
-          <ns0:p ns2:paraId="2EC9C40D" ns2:textId="77777777" ns0:rsidR="000010AB" ns0:rsidRDefault="000010AB" ns0:rsidP="00664128">
-            <ns0:pPr>
-              <ns0:jc ns0:val="center"/>
-              <ns0:rPr>
-                <ns0:rFonts ns0:ascii="仿宋" ns0:eastAsia="仿宋" ns0:hAnsi="仿宋" ns0:cs="仿宋" ns0:hint="eastAsia"/>
-                <ns0:szCs ns0:val="21"/>
-              </ns0:rPr>
-            </ns0:pPr>
-          </ns0:p>
-        </ns0:tc>
-        <ns0:tc>
-          <ns0:tcPr>
-            <ns0:tcW ns0:w="1276" ns0:type="pct"/>
-            <ns0:gridSpan ns0:val="2"/>
-            <ns0:vAlign ns0:val="center"/>
-          </ns0:tcPr>
-          <ns0:p ns2:paraId="0D730117" ns2:textId="77777777" ns0:rsidR="000010AB" ns0:rsidRDefault="000010AB" ns0:rsidP="00664128">
-            <ns0:pPr>
-              <ns0:jc ns0:val="center"/>
-              <ns0:rPr>
-                <ns0:rFonts ns0:ascii="仿宋" ns0:eastAsia="仿宋" ns0:hAnsi="仿宋" ns0:cs="仿宋" ns0:hint="eastAsia"/>
-                <ns0:szCs ns0:val="21"/>
-              </ns0:rPr>
-            </ns0:pPr>
-          </ns0:p>
-        </ns0:tc>
-        <ns0:tc>
-          <ns0:tcPr>
-            <ns0:tcW ns0:w="1493" ns0:type="pct"/>
-            <ns0:gridSpan ns0:val="2"/>
-            <ns0:vAlign ns0:val="center"/>
-          </ns0:tcPr>
-          <ns0:p ns2:paraId="0FFD8515" ns2:textId="77777777" ns0:rsidR="000010AB" ns0:rsidRDefault="000010AB" ns0:rsidP="00664128">
             <ns0:pPr>
               <ns0:jc ns0:val="center"/>
               <ns0:rPr>
@@ -2859,6 +2772,8 @@
       </ns0:pPr>
     </ns0:p>
     <ns0:sectPr ns0:rsidR="003149F0">
+      <ns0:headerReference xmlns:r="http://schemas.openxmlformats.org/officeDocument/2006/relationships" ns0:type="default" r:id="rId6"/>
+      <ns0:footerReference xmlns:r="http://schemas.openxmlformats.org/officeDocument/2006/relationships" ns0:type="default" r:id="rId7"/>
       <ns0:pgSz ns0:w="11906" ns0:h="16838"/>
       <ns0:pgMar ns0:top="1440" ns0:right="1800" ns0:bottom="1440" ns0:left="1800" ns0:header="851" ns0:footer="992" ns0:gutter="0"/>
       <ns0:cols ns0:space="425"/>
@@ -2866,6 +2781,26 @@
     </ns0:sectPr>
   </ns0:body>
 </ns0:document>
+</file>
+
+<file path=word/footer1.xml><?xml version="1.0" encoding="utf-8"?>
+<w:ftr xmlns:m="http://schemas.openxmlformats.org/officeDocument/2006/math" xmlns:mc="http://schemas.openxmlformats.org/markup-compatibility/2006" xmlns:mo="http://schemas.microsoft.com/office/mac/office/2008/main" xmlns:mv="urn:schemas-microsoft-com:mac:vml" xmlns:o="urn:schemas-microsoft-com:office:office" xmlns:r="http://schemas.openxmlformats.org/officeDocument/2006/relationships" xmlns:v="urn:schemas-microsoft-com:vml" xmlns:w10="urn:schemas-microsoft-com:office:word" xmlns:w14="http://schemas.microsoft.com/office/word/2010/wordml" xmlns:w="http://schemas.openxmlformats.org/wordprocessingml/2006/main" xmlns:wne="http://schemas.microsoft.com/office/word/2006/wordml" xmlns:wp14="http://schemas.microsoft.com/office/word/2010/wordprocessingDrawing" xmlns:wp="http://schemas.openxmlformats.org/drawingml/2006/wordprocessingDrawing" xmlns:wpc="http://schemas.microsoft.com/office/word/2010/wordprocessingCanvas" xmlns:wpg="http://schemas.microsoft.com/office/word/2010/wordprocessingGroup" xmlns:wpi="http://schemas.microsoft.com/office/word/2010/wordprocessingInk" xmlns:wps="http://schemas.microsoft.com/office/word/2010/wordprocessingShape" mc:Ignorable="w14 wp14">
+  <w:p>
+    <w:pPr>
+      <w:pStyle w:val="Footer"/>
+    </w:pPr>
+  </w:p>
+</w:ftr>
+</file>
+
+<file path=word/header1.xml><?xml version="1.0" encoding="utf-8"?>
+<w:hdr xmlns:m="http://schemas.openxmlformats.org/officeDocument/2006/math" xmlns:mc="http://schemas.openxmlformats.org/markup-compatibility/2006" xmlns:mo="http://schemas.microsoft.com/office/mac/office/2008/main" xmlns:mv="urn:schemas-microsoft-com:mac:vml" xmlns:o="urn:schemas-microsoft-com:office:office" xmlns:r="http://schemas.openxmlformats.org/officeDocument/2006/relationships" xmlns:v="urn:schemas-microsoft-com:vml" xmlns:w10="urn:schemas-microsoft-com:office:word" xmlns:w14="http://schemas.microsoft.com/office/word/2010/wordml" xmlns:w="http://schemas.openxmlformats.org/wordprocessingml/2006/main" xmlns:wne="http://schemas.microsoft.com/office/word/2006/wordml" xmlns:wp14="http://schemas.microsoft.com/office/word/2010/wordprocessingDrawing" xmlns:wp="http://schemas.openxmlformats.org/drawingml/2006/wordprocessingDrawing" xmlns:wpc="http://schemas.microsoft.com/office/word/2010/wordprocessingCanvas" xmlns:wpg="http://schemas.microsoft.com/office/word/2010/wordprocessingGroup" xmlns:wpi="http://schemas.microsoft.com/office/word/2010/wordprocessingInk" xmlns:wps="http://schemas.microsoft.com/office/word/2010/wordprocessingShape" mc:Ignorable="w14 wp14">
+  <w:p>
+    <w:pPr>
+      <w:pStyle w:val="Header"/>
+    </w:pPr>
+  </w:p>
+</w:hdr>
 </file>
 
 <file path=word/styles.xml><?xml version="1.0" encoding="utf-8"?>

--- a/开发平台/codex/项目/人员简历筛选和重组/output/风险管理批量/09-并表管理/国开行人员团队简历-邹智.docx
+++ b/开发平台/codex/项目/人员简历筛选和重组/output/风险管理批量/09-并表管理/国开行人员团队简历-邹智.docx
@@ -876,13 +876,14 @@
             <ns0:vAlign ns0:val="center"/>
           </ns0:tcPr>
           <ns0:p>
-            <ns0:r>
-              <ns0:rPr>
-                <ns0:rFonts ns0:ascii="仿宋" ns0:hAnsi="仿宋" ns0:eastAsia="仿宋" ns0:cs="仿宋"/>
-                <ns0:sz ns0:val="24"/>
-                <ns0:szCs ns0:val="24"/>
-              </ns0:rPr>
-              <ns0:t>2025.04-至今</ns0:t>
+            <ns0:pPr>
+              <ns0:spacing ns0:before="0" ns0:after="0" ns0:line="240" ns0:lineRule="auto"/>
+            </ns0:pPr>
+            <ns0:r>
+              <ns0:rPr>
+                <ns0:rFonts ns0:ascii="仿宋" ns0:hAnsi="仿宋"/>
+              </ns0:rPr>
+              <ns0:t>2025.01-至今</ns0:t>
             </ns0:r>
           </ns0:p>
         </ns0:tc>
@@ -893,13 +894,14 @@
             <ns0:vAlign ns0:val="center"/>
           </ns0:tcPr>
           <ns0:p>
-            <ns0:r>
-              <ns0:rPr>
-                <ns0:rFonts ns0:ascii="仿宋" ns0:hAnsi="仿宋" ns0:eastAsia="仿宋" ns0:cs="仿宋"/>
-                <ns0:sz ns0:val="24"/>
-                <ns0:szCs ns0:val="24"/>
-              </ns0:rPr>
-              <ns0:t>湖南欢迎指标管理平台</ns0:t>
+            <ns0:pPr>
+              <ns0:spacing ns0:before="0" ns0:after="0" ns0:line="240" ns0:lineRule="auto"/>
+            </ns0:pPr>
+            <ns0:r>
+              <ns0:rPr>
+                <ns0:rFonts ns0:ascii="仿宋" ns0:hAnsi="仿宋"/>
+              </ns0:rPr>
+              <ns0:t>平安银行2025年非零开发零售开发人力外包</ns0:t>
             </ns0:r>
           </ns0:p>
         </ns0:tc>
@@ -910,13 +912,14 @@
             <ns0:vAlign ns0:val="center"/>
           </ns0:tcPr>
           <ns0:p>
-            <ns0:r>
-              <ns0:rPr>
-                <ns0:rFonts ns0:ascii="仿宋" ns0:hAnsi="仿宋" ns0:eastAsia="仿宋" ns0:cs="仿宋"/>
-                <ns0:sz ns0:val="24"/>
-                <ns0:szCs ns0:val="24"/>
-              </ns0:rPr>
-              <ns0:t>项目经理</ns0:t>
+            <ns0:pPr>
+              <ns0:spacing ns0:before="0" ns0:after="0" ns0:line="240" ns0:lineRule="auto"/>
+            </ns0:pPr>
+            <ns0:r>
+              <ns0:rPr>
+                <ns0:rFonts ns0:ascii="仿宋" ns0:hAnsi="仿宋"/>
+              </ns0:rPr>
+              <ns0:t>需求分析师</ns0:t>
             </ns0:r>
           </ns0:p>
         </ns0:tc>
@@ -927,13 +930,14 @@
             <ns0:vAlign ns0:val="center"/>
           </ns0:tcPr>
           <ns0:p>
-            <ns0:r>
-              <ns0:rPr>
-                <ns0:rFonts ns0:ascii="仿宋" ns0:hAnsi="仿宋" ns0:eastAsia="仿宋" ns0:cs="仿宋"/>
-                <ns0:sz ns0:val="24"/>
-                <ns0:szCs ns0:val="24"/>
-              </ns0:rPr>
-              <ns0:t>项目管理、需求分析、管理办法</ns0:t>
+            <ns0:pPr>
+              <ns0:spacing ns0:before="0" ns0:after="0" ns0:line="240" ns0:lineRule="auto"/>
+            </ns0:pPr>
+            <ns0:r>
+              <ns0:rPr>
+                <ns0:rFonts ns0:ascii="仿宋" ns0:hAnsi="仿宋"/>
+              </ns0:rPr>
+              <ns0:t>1.负责平安银行2025年非零开发零售开发人力外包需求调研、业务流程梳理及原型说明整理;2.输出需求清单、口径说明和验收要点，推动业务、开发、测试三方对齐;3.跟踪联调与上线问题，配合业务侧完成版本验收和迭代优化。</ns0:t>
             </ns0:r>
           </ns0:p>
         </ns0:tc>
@@ -949,13 +953,14 @@
             <ns0:vAlign ns0:val="center"/>
           </ns0:tcPr>
           <ns0:p>
-            <ns0:r>
-              <ns0:rPr>
-                <ns0:rFonts ns0:ascii="仿宋" ns0:hAnsi="仿宋" ns0:eastAsia="仿宋" ns0:cs="仿宋"/>
-                <ns0:sz ns0:val="24"/>
-                <ns0:szCs ns0:val="24"/>
-              </ns0:rPr>
-              <ns0:t>2025.01-2025.04</ns0:t>
+            <ns0:pPr>
+              <ns0:spacing ns0:before="0" ns0:after="0" ns0:line="240" ns0:lineRule="auto"/>
+            </ns0:pPr>
+            <ns0:r>
+              <ns0:rPr>
+                <ns0:rFonts ns0:ascii="仿宋" ns0:hAnsi="仿宋"/>
+              </ns0:rPr>
+              <ns0:t>2024.06-2024.12</ns0:t>
             </ns0:r>
           </ns0:p>
         </ns0:tc>
@@ -966,13 +971,14 @@
             <ns0:vAlign ns0:val="center"/>
           </ns0:tcPr>
           <ns0:p>
-            <ns0:r>
-              <ns0:rPr>
-                <ns0:rFonts ns0:ascii="仿宋" ns0:hAnsi="仿宋" ns0:eastAsia="仿宋" ns0:cs="仿宋"/>
-                <ns0:sz ns0:val="24"/>
-                <ns0:szCs ns0:val="24"/>
-              </ns0:rPr>
-              <ns0:t>吉林银行风险数据集市项目</ns0:t>
+            <ns0:pPr>
+              <ns0:spacing ns0:before="0" ns0:after="0" ns0:line="240" ns0:lineRule="auto"/>
+            </ns0:pPr>
+            <ns0:r>
+              <ns0:rPr>
+                <ns0:rFonts ns0:ascii="仿宋" ns0:hAnsi="仿宋"/>
+              </ns0:rPr>
+              <ns0:t>山西农商智能风险管控平台建设项目</ns0:t>
             </ns0:r>
           </ns0:p>
         </ns0:tc>
@@ -983,13 +989,14 @@
             <ns0:vAlign ns0:val="center"/>
           </ns0:tcPr>
           <ns0:p>
-            <ns0:r>
-              <ns0:rPr>
-                <ns0:rFonts ns0:ascii="仿宋" ns0:hAnsi="仿宋" ns0:eastAsia="仿宋" ns0:cs="仿宋"/>
-                <ns0:sz ns0:val="24"/>
-                <ns0:szCs ns0:val="24"/>
-              </ns0:rPr>
-              <ns0:t>需求分析</ns0:t>
+            <ns0:pPr>
+              <ns0:spacing ns0:before="0" ns0:after="0" ns0:line="240" ns0:lineRule="auto"/>
+            </ns0:pPr>
+            <ns0:r>
+              <ns0:rPr>
+                <ns0:rFonts ns0:ascii="仿宋" ns0:hAnsi="仿宋"/>
+              </ns0:rPr>
+              <ns0:t>需求分析师</ns0:t>
             </ns0:r>
           </ns0:p>
         </ns0:tc>
@@ -1000,13 +1007,14 @@
             <ns0:vAlign ns0:val="center"/>
           </ns0:tcPr>
           <ns0:p>
-            <ns0:r>
-              <ns0:rPr>
-                <ns0:rFonts ns0:ascii="仿宋" ns0:hAnsi="仿宋" ns0:eastAsia="仿宋" ns0:cs="仿宋"/>
-                <ns0:sz ns0:val="24"/>
-                <ns0:szCs ns0:val="24"/>
-              </ns0:rPr>
-              <ns0:t>需求分析，主要负责智能风控系统的指标需求分析</ns0:t>
+            <ns0:pPr>
+              <ns0:spacing ns0:before="0" ns0:after="0" ns0:line="240" ns0:lineRule="auto"/>
+            </ns0:pPr>
+            <ns0:r>
+              <ns0:rPr>
+                <ns0:rFonts ns0:ascii="仿宋" ns0:hAnsi="仿宋"/>
+              </ns0:rPr>
+              <ns0:t>1.负责山西农商智能风险管控平台建设项目需求调研、业务流程梳理及原型说明整理;2.输出需求清单、口径说明和验收要点，推动业务、开发、测试三方对齐;3.跟踪联调与上线问题，配合业务侧完成版本验收和迭代优化。</ns0:t>
             </ns0:r>
           </ns0:p>
         </ns0:tc>
@@ -1022,13 +1030,14 @@
             <ns0:vAlign ns0:val="center"/>
           </ns0:tcPr>
           <ns0:p>
-            <ns0:r>
-              <ns0:rPr>
-                <ns0:rFonts ns0:ascii="仿宋" ns0:hAnsi="仿宋" ns0:eastAsia="仿宋" ns0:cs="仿宋"/>
-                <ns0:sz ns0:val="24"/>
-                <ns0:szCs ns0:val="24"/>
-              </ns0:rPr>
-              <ns0:t>2024.02-2024.12</ns0:t>
+            <ns0:pPr>
+              <ns0:spacing ns0:before="0" ns0:after="0" ns0:line="240" ns0:lineRule="auto"/>
+            </ns0:pPr>
+            <ns0:r>
+              <ns0:rPr>
+                <ns0:rFonts ns0:ascii="仿宋" ns0:hAnsi="仿宋"/>
+              </ns0:rPr>
+              <ns0:t>2023.11-2024.05</ns0:t>
             </ns0:r>
           </ns0:p>
         </ns0:tc>
@@ -1039,13 +1048,14 @@
             <ns0:vAlign ns0:val="center"/>
           </ns0:tcPr>
           <ns0:p>
-            <ns0:r>
-              <ns0:rPr>
-                <ns0:rFonts ns0:ascii="仿宋" ns0:hAnsi="仿宋" ns0:eastAsia="仿宋" ns0:cs="仿宋"/>
-                <ns0:sz ns0:val="24"/>
-                <ns0:szCs ns0:val="24"/>
-              </ns0:rPr>
-              <ns0:t>北部湾湖仓一体实施项目</ns0:t>
+            <ns0:pPr>
+              <ns0:spacing ns0:before="0" ns0:after="0" ns0:line="240" ns0:lineRule="auto"/>
+            </ns0:pPr>
+            <ns0:r>
+              <ns0:rPr>
+                <ns0:rFonts ns0:ascii="仿宋" ns0:hAnsi="仿宋"/>
+              </ns0:rPr>
+              <ns0:t>平安银行产品风险及表外监测项目</ns0:t>
             </ns0:r>
           </ns0:p>
         </ns0:tc>
@@ -1056,13 +1066,14 @@
             <ns0:vAlign ns0:val="center"/>
           </ns0:tcPr>
           <ns0:p>
-            <ns0:r>
-              <ns0:rPr>
-                <ns0:rFonts ns0:ascii="仿宋" ns0:hAnsi="仿宋" ns0:eastAsia="仿宋" ns0:cs="仿宋"/>
-                <ns0:sz ns0:val="24"/>
-                <ns0:szCs ns0:val="24"/>
-              </ns0:rPr>
-              <ns0:t>项目经理</ns0:t>
+            <ns0:pPr>
+              <ns0:spacing ns0:before="0" ns0:after="0" ns0:line="240" ns0:lineRule="auto"/>
+            </ns0:pPr>
+            <ns0:r>
+              <ns0:rPr>
+                <ns0:rFonts ns0:ascii="仿宋" ns0:hAnsi="仿宋"/>
+              </ns0:rPr>
+              <ns0:t>需求分析师</ns0:t>
             </ns0:r>
           </ns0:p>
         </ns0:tc>
@@ -1073,13 +1084,14 @@
             <ns0:vAlign ns0:val="center"/>
           </ns0:tcPr>
           <ns0:p>
-            <ns0:r>
-              <ns0:rPr>
-                <ns0:rFonts ns0:ascii="仿宋" ns0:hAnsi="仿宋" ns0:eastAsia="仿宋" ns0:cs="仿宋"/>
-                <ns0:sz ns0:val="24"/>
-                <ns0:szCs ns0:val="24"/>
-              </ns0:rPr>
-              <ns0:t>负责项目日常管理，进度把控；腾讯wedata产品的对接和沟通</ns0:t>
+            <ns0:pPr>
+              <ns0:spacing ns0:before="0" ns0:after="0" ns0:line="240" ns0:lineRule="auto"/>
+            </ns0:pPr>
+            <ns0:r>
+              <ns0:rPr>
+                <ns0:rFonts ns0:ascii="仿宋" ns0:hAnsi="仿宋"/>
+              </ns0:rPr>
+              <ns0:t>1.负责平安银行产品风险及表外监测项目需求调研、业务流程梳理及原型说明整理;2.输出需求清单、口径说明和验收要点，推动业务、开发、测试三方对齐;3.跟踪联调与上线问题，配合业务侧完成版本验收和迭代优化。</ns0:t>
             </ns0:r>
           </ns0:p>
         </ns0:tc>
@@ -1095,13 +1107,14 @@
             <ns0:vAlign ns0:val="center"/>
           </ns0:tcPr>
           <ns0:p>
-            <ns0:r>
-              <ns0:rPr>
-                <ns0:rFonts ns0:ascii="仿宋" ns0:hAnsi="仿宋" ns0:eastAsia="仿宋" ns0:cs="仿宋"/>
-                <ns0:sz ns0:val="24"/>
-                <ns0:szCs ns0:val="24"/>
-              </ns0:rPr>
-              <ns0:t>2023.12-2024.02</ns0:t>
+            <ns0:pPr>
+              <ns0:spacing ns0:before="0" ns0:after="0" ns0:line="240" ns0:lineRule="auto"/>
+            </ns0:pPr>
+            <ns0:r>
+              <ns0:rPr>
+                <ns0:rFonts ns0:ascii="仿宋" ns0:hAnsi="仿宋"/>
+              </ns0:rPr>
+              <ns0:t>2021.08-2023.10</ns0:t>
             </ns0:r>
           </ns0:p>
         </ns0:tc>
@@ -1112,13 +1125,14 @@
             <ns0:vAlign ns0:val="center"/>
           </ns0:tcPr>
           <ns0:p>
-            <ns0:r>
-              <ns0:rPr>
-                <ns0:rFonts ns0:ascii="仿宋" ns0:hAnsi="仿宋" ns0:eastAsia="仿宋" ns0:cs="仿宋"/>
-                <ns0:sz ns0:val="24"/>
-                <ns0:szCs ns0:val="24"/>
-              </ns0:rPr>
-              <ns0:t>北部湾湖仓一体咨询规划项目</ns0:t>
+            <ns0:pPr>
+              <ns0:spacing ns0:before="0" ns0:after="0" ns0:line="240" ns0:lineRule="auto"/>
+            </ns0:pPr>
+            <ns0:r>
+              <ns0:rPr>
+                <ns0:rFonts ns0:ascii="仿宋" ns0:hAnsi="仿宋"/>
+              </ns0:rPr>
+              <ns0:t>平安银行智慧合规及零售开发支持项目</ns0:t>
             </ns0:r>
           </ns0:p>
         </ns0:tc>
@@ -1129,13 +1143,14 @@
             <ns0:vAlign ns0:val="center"/>
           </ns0:tcPr>
           <ns0:p>
-            <ns0:r>
-              <ns0:rPr>
-                <ns0:rFonts ns0:ascii="仿宋" ns0:hAnsi="仿宋" ns0:eastAsia="仿宋" ns0:cs="仿宋"/>
-                <ns0:sz ns0:val="24"/>
-                <ns0:szCs ns0:val="24"/>
-              </ns0:rPr>
-              <ns0:t>需求分析</ns0:t>
+            <ns0:pPr>
+              <ns0:spacing ns0:before="0" ns0:after="0" ns0:line="240" ns0:lineRule="auto"/>
+            </ns0:pPr>
+            <ns0:r>
+              <ns0:rPr>
+                <ns0:rFonts ns0:ascii="仿宋" ns0:hAnsi="仿宋"/>
+              </ns0:rPr>
+              <ns0:t>需求分析师</ns0:t>
             </ns0:r>
           </ns0:p>
         </ns0:tc>
@@ -1146,13 +1161,14 @@
             <ns0:vAlign ns0:val="center"/>
           </ns0:tcPr>
           <ns0:p>
-            <ns0:r>
-              <ns0:rPr>
-                <ns0:rFonts ns0:ascii="仿宋" ns0:hAnsi="仿宋" ns0:eastAsia="仿宋" ns0:cs="仿宋"/>
-                <ns0:sz ns0:val="24"/>
-                <ns0:szCs ns0:val="24"/>
-              </ns0:rPr>
-              <ns0:t>离线数仓模型设计评审、数据迁移方案复核等</ns0:t>
+            <ns0:pPr>
+              <ns0:spacing ns0:before="0" ns0:after="0" ns0:line="240" ns0:lineRule="auto"/>
+            </ns0:pPr>
+            <ns0:r>
+              <ns0:rPr>
+                <ns0:rFonts ns0:ascii="仿宋" ns0:hAnsi="仿宋"/>
+              </ns0:rPr>
+              <ns0:t>1.负责平安银行智慧合规及零售开发支持项目需求调研、业务流程梳理及原型说明整理;2.输出需求清单、口径说明和验收要点，推动业务、开发、测试三方对齐;3.跟踪联调与上线问题，配合业务侧完成版本验收和迭代优化。</ns0:t>
             </ns0:r>
           </ns0:p>
         </ns0:tc>
@@ -1168,13 +1184,14 @@
             <ns0:vAlign ns0:val="center"/>
           </ns0:tcPr>
           <ns0:p>
-            <ns0:r>
-              <ns0:rPr>
-                <ns0:rFonts ns0:ascii="仿宋" ns0:hAnsi="仿宋" ns0:eastAsia="仿宋" ns0:cs="仿宋"/>
-                <ns0:sz ns0:val="24"/>
-                <ns0:szCs ns0:val="24"/>
-              </ns0:rPr>
-              <ns0:t>2023.10-2023.12</ns0:t>
+            <ns0:pPr>
+              <ns0:spacing ns0:before="0" ns0:after="0" ns0:line="240" ns0:lineRule="auto"/>
+            </ns0:pPr>
+            <ns0:r>
+              <ns0:rPr>
+                <ns0:rFonts ns0:ascii="仿宋" ns0:hAnsi="仿宋"/>
+              </ns0:rPr>
+              <ns0:t>2020.01-2021.07</ns0:t>
             </ns0:r>
           </ns0:p>
         </ns0:tc>
@@ -1185,13 +1202,14 @@
             <ns0:vAlign ns0:val="center"/>
           </ns0:tcPr>
           <ns0:p>
-            <ns0:r>
-              <ns0:rPr>
-                <ns0:rFonts ns0:ascii="仿宋" ns0:hAnsi="仿宋" ns0:eastAsia="仿宋" ns0:cs="仿宋"/>
-                <ns0:sz ns0:val="24"/>
-                <ns0:szCs ns0:val="24"/>
-              </ns0:rPr>
-              <ns0:t>江西省农信EAST5.0</ns0:t>
+            <ns0:pPr>
+              <ns0:spacing ns0:before="0" ns0:after="0" ns0:line="240" ns0:lineRule="auto"/>
+            </ns0:pPr>
+            <ns0:r>
+              <ns0:rPr>
+                <ns0:rFonts ns0:ascii="仿宋" ns0:hAnsi="仿宋"/>
+              </ns0:rPr>
+              <ns0:t>平安银行非零开发及零售开发支持项目</ns0:t>
             </ns0:r>
           </ns0:p>
         </ns0:tc>
@@ -1202,13 +1220,14 @@
             <ns0:vAlign ns0:val="center"/>
           </ns0:tcPr>
           <ns0:p>
-            <ns0:r>
-              <ns0:rPr>
-                <ns0:rFonts ns0:ascii="仿宋" ns0:hAnsi="仿宋" ns0:eastAsia="仿宋" ns0:cs="仿宋"/>
-                <ns0:sz ns0:val="24"/>
-                <ns0:szCs ns0:val="24"/>
-              </ns0:rPr>
-              <ns0:t>需求分析</ns0:t>
+            <ns0:pPr>
+              <ns0:spacing ns0:before="0" ns0:after="0" ns0:line="240" ns0:lineRule="auto"/>
+            </ns0:pPr>
+            <ns0:r>
+              <ns0:rPr>
+                <ns0:rFonts ns0:ascii="仿宋" ns0:hAnsi="仿宋"/>
+              </ns0:rPr>
+              <ns0:t>需求分析师</ns0:t>
             </ns0:r>
           </ns0:p>
         </ns0:tc>
@@ -1219,13 +1238,14 @@
             <ns0:vAlign ns0:val="center"/>
           </ns0:tcPr>
           <ns0:p>
-            <ns0:r>
-              <ns0:rPr>
-                <ns0:rFonts ns0:ascii="仿宋" ns0:hAnsi="仿宋" ns0:eastAsia="仿宋" ns0:cs="仿宋"/>
-                <ns0:sz ns0:val="24"/>
-                <ns0:szCs ns0:val="24"/>
-              </ns0:rPr>
-              <ns0:t>支持项目需求分析，银保监现场检查</ns0:t>
+            <ns0:pPr>
+              <ns0:spacing ns0:before="0" ns0:after="0" ns0:line="240" ns0:lineRule="auto"/>
+            </ns0:pPr>
+            <ns0:r>
+              <ns0:rPr>
+                <ns0:rFonts ns0:ascii="仿宋" ns0:hAnsi="仿宋"/>
+              </ns0:rPr>
+              <ns0:t>1.负责平安银行非零开发及零售开发支持项目需求调研、业务流程梳理及原型说明整理;2.输出需求清单、口径说明和验收要点，推动业务、开发、测试三方对齐;3.跟踪联调与上线问题，配合业务侧完成版本验收和迭代优化。</ns0:t>
             </ns0:r>
           </ns0:p>
         </ns0:tc>
@@ -1241,13 +1261,13 @@
             <ns0:vAlign ns0:val="center"/>
           </ns0:tcPr>
           <ns0:p>
-            <ns0:r>
-              <ns0:rPr>
-                <ns0:rFonts ns0:ascii="仿宋" ns0:hAnsi="仿宋" ns0:eastAsia="仿宋" ns0:cs="仿宋"/>
-                <ns0:sz ns0:val="24"/>
-                <ns0:szCs ns0:val="24"/>
-              </ns0:rPr>
-              <ns0:t>2023.08-2023.09</ns0:t>
+            <ns0:pPr>
+              <ns0:spacing ns0:before="0" ns0:after="0" ns0:line="240" ns0:lineRule="auto"/>
+            </ns0:pPr>
+            <ns0:r>
+              <ns0:rPr>
+                <ns0:rFonts ns0:ascii="仿宋" ns0:hAnsi="仿宋"/>
+              </ns0:rPr>
             </ns0:r>
           </ns0:p>
         </ns0:tc>
@@ -1258,13 +1278,13 @@
             <ns0:vAlign ns0:val="center"/>
           </ns0:tcPr>
           <ns0:p>
-            <ns0:r>
-              <ns0:rPr>
-                <ns0:rFonts ns0:ascii="仿宋" ns0:hAnsi="仿宋" ns0:eastAsia="仿宋" ns0:cs="仿宋"/>
-                <ns0:sz ns0:val="24"/>
-                <ns0:szCs ns0:val="24"/>
-              </ns0:rPr>
-              <ns0:t>海峡银行数据仓库优化</ns0:t>
+            <ns0:pPr>
+              <ns0:spacing ns0:before="0" ns0:after="0" ns0:line="240" ns0:lineRule="auto"/>
+            </ns0:pPr>
+            <ns0:r>
+              <ns0:rPr>
+                <ns0:rFonts ns0:ascii="仿宋" ns0:hAnsi="仿宋"/>
+              </ns0:rPr>
             </ns0:r>
           </ns0:p>
         </ns0:tc>
@@ -1275,13 +1295,13 @@
             <ns0:vAlign ns0:val="center"/>
           </ns0:tcPr>
           <ns0:p>
-            <ns0:r>
-              <ns0:rPr>
-                <ns0:rFonts ns0:ascii="仿宋" ns0:hAnsi="仿宋" ns0:eastAsia="仿宋" ns0:cs="仿宋"/>
-                <ns0:sz ns0:val="24"/>
-                <ns0:szCs ns0:val="24"/>
-              </ns0:rPr>
-              <ns0:t>需求分析</ns0:t>
+            <ns0:pPr>
+              <ns0:spacing ns0:before="0" ns0:after="0" ns0:line="240" ns0:lineRule="auto"/>
+            </ns0:pPr>
+            <ns0:r>
+              <ns0:rPr>
+                <ns0:rFonts ns0:ascii="仿宋" ns0:hAnsi="仿宋"/>
+              </ns0:rPr>
             </ns0:r>
           </ns0:p>
         </ns0:tc>
@@ -1292,13 +1312,13 @@
             <ns0:vAlign ns0:val="center"/>
           </ns0:tcPr>
           <ns0:p>
-            <ns0:r>
-              <ns0:rPr>
-                <ns0:rFonts ns0:ascii="仿宋" ns0:hAnsi="仿宋" ns0:eastAsia="仿宋" ns0:cs="仿宋"/>
-                <ns0:sz ns0:val="24"/>
-                <ns0:szCs ns0:val="24"/>
-              </ns0:rPr>
-              <ns0:t>数仓主题模型层和共性加工层需求分析、设计</ns0:t>
+            <ns0:pPr>
+              <ns0:spacing ns0:before="0" ns0:after="0" ns0:line="240" ns0:lineRule="auto"/>
+            </ns0:pPr>
+            <ns0:r>
+              <ns0:rPr>
+                <ns0:rFonts ns0:ascii="仿宋" ns0:hAnsi="仿宋"/>
+              </ns0:rPr>
             </ns0:r>
           </ns0:p>
         </ns0:tc>
@@ -1314,13 +1334,13 @@
             <ns0:vAlign ns0:val="center"/>
           </ns0:tcPr>
           <ns0:p>
-            <ns0:r>
-              <ns0:rPr>
-                <ns0:rFonts ns0:ascii="仿宋" ns0:hAnsi="仿宋" ns0:eastAsia="仿宋" ns0:cs="仿宋"/>
-                <ns0:sz ns0:val="24"/>
-                <ns0:szCs ns0:val="24"/>
-              </ns0:rPr>
-              <ns0:t>2023.04-2023.07</ns0:t>
+            <ns0:pPr>
+              <ns0:spacing ns0:before="0" ns0:after="0" ns0:line="240" ns0:lineRule="auto"/>
+            </ns0:pPr>
+            <ns0:r>
+              <ns0:rPr>
+                <ns0:rFonts ns0:ascii="仿宋" ns0:hAnsi="仿宋"/>
+              </ns0:rPr>
             </ns0:r>
           </ns0:p>
         </ns0:tc>
@@ -1331,13 +1351,13 @@
             <ns0:vAlign ns0:val="center"/>
           </ns0:tcPr>
           <ns0:p>
-            <ns0:r>
-              <ns0:rPr>
-                <ns0:rFonts ns0:ascii="仿宋" ns0:hAnsi="仿宋" ns0:eastAsia="仿宋" ns0:cs="仿宋"/>
-                <ns0:sz ns0:val="24"/>
-                <ns0:szCs ns0:val="24"/>
-              </ns0:rPr>
-              <ns0:t>江西省农信EAST5.0</ns0:t>
+            <ns0:pPr>
+              <ns0:spacing ns0:before="0" ns0:after="0" ns0:line="240" ns0:lineRule="auto"/>
+            </ns0:pPr>
+            <ns0:r>
+              <ns0:rPr>
+                <ns0:rFonts ns0:ascii="仿宋" ns0:hAnsi="仿宋"/>
+              </ns0:rPr>
             </ns0:r>
           </ns0:p>
         </ns0:tc>
@@ -1348,13 +1368,13 @@
             <ns0:vAlign ns0:val="center"/>
           </ns0:tcPr>
           <ns0:p>
-            <ns0:r>
-              <ns0:rPr>
-                <ns0:rFonts ns0:ascii="仿宋" ns0:hAnsi="仿宋" ns0:eastAsia="仿宋" ns0:cs="仿宋"/>
-                <ns0:sz ns0:val="24"/>
-                <ns0:szCs ns0:val="24"/>
-              </ns0:rPr>
-              <ns0:t>需求分析</ns0:t>
+            <ns0:pPr>
+              <ns0:spacing ns0:before="0" ns0:after="0" ns0:line="240" ns0:lineRule="auto"/>
+            </ns0:pPr>
+            <ns0:r>
+              <ns0:rPr>
+                <ns0:rFonts ns0:ascii="仿宋" ns0:hAnsi="仿宋"/>
+              </ns0:rPr>
             </ns0:r>
           </ns0:p>
         </ns0:tc>
@@ -1365,13 +1385,13 @@
             <ns0:vAlign ns0:val="center"/>
           </ns0:tcPr>
           <ns0:p>
-            <ns0:r>
-              <ns0:rPr>
-                <ns0:rFonts ns0:ascii="仿宋" ns0:hAnsi="仿宋" ns0:eastAsia="仿宋" ns0:cs="仿宋"/>
-                <ns0:sz ns0:val="24"/>
-                <ns0:szCs ns0:val="24"/>
-              </ns0:rPr>
-              <ns0:t>EAST5.0需求分析、需求开发</ns0:t>
+            <ns0:pPr>
+              <ns0:spacing ns0:before="0" ns0:after="0" ns0:line="240" ns0:lineRule="auto"/>
+            </ns0:pPr>
+            <ns0:r>
+              <ns0:rPr>
+                <ns0:rFonts ns0:ascii="仿宋" ns0:hAnsi="仿宋"/>
+              </ns0:rPr>
             </ns0:r>
           </ns0:p>
         </ns0:tc>
@@ -1387,13 +1407,13 @@
             <ns0:vAlign ns0:val="center"/>
           </ns0:tcPr>
           <ns0:p>
-            <ns0:r>
-              <ns0:rPr>
-                <ns0:rFonts ns0:ascii="仿宋" ns0:hAnsi="仿宋" ns0:eastAsia="仿宋" ns0:cs="仿宋"/>
-                <ns0:sz ns0:val="24"/>
-                <ns0:szCs ns0:val="24"/>
-              </ns0:rPr>
-              <ns0:t>2022.06-2023.03</ns0:t>
+            <ns0:pPr>
+              <ns0:spacing ns0:before="0" ns0:after="0" ns0:line="240" ns0:lineRule="auto"/>
+            </ns0:pPr>
+            <ns0:r>
+              <ns0:rPr>
+                <ns0:rFonts ns0:ascii="仿宋" ns0:hAnsi="仿宋"/>
+              </ns0:rPr>
             </ns0:r>
           </ns0:p>
         </ns0:tc>
@@ -1404,13 +1424,13 @@
             <ns0:vAlign ns0:val="center"/>
           </ns0:tcPr>
           <ns0:p>
-            <ns0:r>
-              <ns0:rPr>
-                <ns0:rFonts ns0:ascii="仿宋" ns0:hAnsi="仿宋" ns0:eastAsia="仿宋" ns0:cs="仿宋"/>
-                <ns0:sz ns0:val="24"/>
-                <ns0:szCs ns0:val="24"/>
-              </ns0:rPr>
-              <ns0:t>中国农业发展银行监管集市项目</ns0:t>
+            <ns0:pPr>
+              <ns0:spacing ns0:before="0" ns0:after="0" ns0:line="240" ns0:lineRule="auto"/>
+            </ns0:pPr>
+            <ns0:r>
+              <ns0:rPr>
+                <ns0:rFonts ns0:ascii="仿宋" ns0:hAnsi="仿宋"/>
+              </ns0:rPr>
             </ns0:r>
           </ns0:p>
         </ns0:tc>
@@ -1421,13 +1441,13 @@
             <ns0:vAlign ns0:val="center"/>
           </ns0:tcPr>
           <ns0:p>
-            <ns0:r>
-              <ns0:rPr>
-                <ns0:rFonts ns0:ascii="仿宋" ns0:hAnsi="仿宋" ns0:eastAsia="仿宋" ns0:cs="仿宋"/>
-                <ns0:sz ns0:val="24"/>
-                <ns0:szCs ns0:val="24"/>
-              </ns0:rPr>
-              <ns0:t>需求分析</ns0:t>
+            <ns0:pPr>
+              <ns0:spacing ns0:before="0" ns0:after="0" ns0:line="240" ns0:lineRule="auto"/>
+            </ns0:pPr>
+            <ns0:r>
+              <ns0:rPr>
+                <ns0:rFonts ns0:ascii="仿宋" ns0:hAnsi="仿宋"/>
+              </ns0:rPr>
             </ns0:r>
           </ns0:p>
         </ns0:tc>
@@ -1438,13 +1458,13 @@
             <ns0:vAlign ns0:val="center"/>
           </ns0:tcPr>
           <ns0:p>
-            <ns0:r>
-              <ns0:rPr>
-                <ns0:rFonts ns0:ascii="仿宋" ns0:hAnsi="仿宋" ns0:eastAsia="仿宋" ns0:cs="仿宋"/>
-                <ns0:sz ns0:val="24"/>
-                <ns0:szCs ns0:val="24"/>
-              </ns0:rPr>
-              <ns0:t>1、EAST5.0、金数接口需求分析</ns0:t>
+            <ns0:pPr>
+              <ns0:spacing ns0:before="0" ns0:after="0" ns0:line="240" ns0:lineRule="auto"/>
+            </ns0:pPr>
+            <ns0:r>
+              <ns0:rPr>
+                <ns0:rFonts ns0:ascii="仿宋" ns0:hAnsi="仿宋"/>
+              </ns0:rPr>
             </ns0:r>
           </ns0:p>
         </ns0:tc>
@@ -1460,13 +1480,13 @@
             <ns0:vAlign ns0:val="center"/>
           </ns0:tcPr>
           <ns0:p>
-            <ns0:r>
-              <ns0:rPr>
-                <ns0:rFonts ns0:ascii="仿宋" ns0:hAnsi="仿宋" ns0:eastAsia="仿宋" ns0:cs="仿宋"/>
-                <ns0:sz ns0:val="24"/>
-                <ns0:szCs ns0:val="24"/>
-              </ns0:rPr>
-              <ns0:t>2022.03-2022.05</ns0:t>
+            <ns0:pPr>
+              <ns0:spacing ns0:before="0" ns0:after="0" ns0:line="240" ns0:lineRule="auto"/>
+            </ns0:pPr>
+            <ns0:r>
+              <ns0:rPr>
+                <ns0:rFonts ns0:ascii="仿宋" ns0:hAnsi="仿宋"/>
+              </ns0:rPr>
             </ns0:r>
           </ns0:p>
         </ns0:tc>
@@ -1477,13 +1497,13 @@
             <ns0:vAlign ns0:val="center"/>
           </ns0:tcPr>
           <ns0:p>
-            <ns0:r>
-              <ns0:rPr>
-                <ns0:rFonts ns0:ascii="仿宋" ns0:hAnsi="仿宋" ns0:eastAsia="仿宋" ns0:cs="仿宋"/>
-                <ns0:sz ns0:val="24"/>
-                <ns0:szCs ns0:val="24"/>
-              </ns0:rPr>
-              <ns0:t>广州银行EAST5.0&amp;金数报送</ns0:t>
+            <ns0:pPr>
+              <ns0:spacing ns0:before="0" ns0:after="0" ns0:line="240" ns0:lineRule="auto"/>
+            </ns0:pPr>
+            <ns0:r>
+              <ns0:rPr>
+                <ns0:rFonts ns0:ascii="仿宋" ns0:hAnsi="仿宋"/>
+              </ns0:rPr>
             </ns0:r>
           </ns0:p>
         </ns0:tc>
@@ -1494,13 +1514,13 @@
             <ns0:vAlign ns0:val="center"/>
           </ns0:tcPr>
           <ns0:p>
-            <ns0:r>
-              <ns0:rPr>
-                <ns0:rFonts ns0:ascii="仿宋" ns0:hAnsi="仿宋" ns0:eastAsia="仿宋" ns0:cs="仿宋"/>
-                <ns0:sz ns0:val="24"/>
-                <ns0:szCs ns0:val="24"/>
-              </ns0:rPr>
-              <ns0:t>项目经理</ns0:t>
+            <ns0:pPr>
+              <ns0:spacing ns0:before="0" ns0:after="0" ns0:line="240" ns0:lineRule="auto"/>
+            </ns0:pPr>
+            <ns0:r>
+              <ns0:rPr>
+                <ns0:rFonts ns0:ascii="仿宋" ns0:hAnsi="仿宋"/>
+              </ns0:rPr>
             </ns0:r>
           </ns0:p>
         </ns0:tc>
@@ -1511,13 +1531,13 @@
             <ns0:vAlign ns0:val="center"/>
           </ns0:tcPr>
           <ns0:p>
-            <ns0:r>
-              <ns0:rPr>
-                <ns0:rFonts ns0:ascii="仿宋" ns0:hAnsi="仿宋" ns0:eastAsia="仿宋" ns0:cs="仿宋"/>
-                <ns0:sz ns0:val="24"/>
-                <ns0:szCs ns0:val="24"/>
-              </ns0:rPr>
-              <ns0:t>基于Vertica、Oracle两个数据库、以及补录平台的全流程打通新旧核心切换对EAST5.0的报送影响分析，以及报送方案制定存款、内部账等相关表需求分析</ns0:t>
+            <ns0:pPr>
+              <ns0:spacing ns0:before="0" ns0:after="0" ns0:line="240" ns0:lineRule="auto"/>
+            </ns0:pPr>
+            <ns0:r>
+              <ns0:rPr>
+                <ns0:rFonts ns0:ascii="仿宋" ns0:hAnsi="仿宋"/>
+              </ns0:rPr>
             </ns0:r>
           </ns0:p>
         </ns0:tc>
@@ -1533,13 +1553,13 @@
             <ns0:vAlign ns0:val="center"/>
           </ns0:tcPr>
           <ns0:p>
-            <ns0:r>
-              <ns0:rPr>
-                <ns0:rFonts ns0:ascii="仿宋" ns0:hAnsi="仿宋" ns0:eastAsia="仿宋" ns0:cs="仿宋"/>
-                <ns0:sz ns0:val="24"/>
-                <ns0:szCs ns0:val="24"/>
-              </ns0:rPr>
-              <ns0:t>2022.02-2022.03</ns0:t>
+            <ns0:pPr>
+              <ns0:spacing ns0:before="0" ns0:after="0" ns0:line="240" ns0:lineRule="auto"/>
+            </ns0:pPr>
+            <ns0:r>
+              <ns0:rPr>
+                <ns0:rFonts ns0:ascii="仿宋" ns0:hAnsi="仿宋"/>
+              </ns0:rPr>
             </ns0:r>
           </ns0:p>
         </ns0:tc>
@@ -1550,13 +1570,13 @@
             <ns0:vAlign ns0:val="center"/>
           </ns0:tcPr>
           <ns0:p>
-            <ns0:r>
-              <ns0:rPr>
-                <ns0:rFonts ns0:ascii="仿宋" ns0:hAnsi="仿宋" ns0:eastAsia="仿宋" ns0:cs="仿宋"/>
-                <ns0:sz ns0:val="24"/>
-                <ns0:szCs ns0:val="24"/>
-              </ns0:rPr>
-              <ns0:t>华兴银行新报表平台项目</ns0:t>
+            <ns0:pPr>
+              <ns0:spacing ns0:before="0" ns0:after="0" ns0:line="240" ns0:lineRule="auto"/>
+            </ns0:pPr>
+            <ns0:r>
+              <ns0:rPr>
+                <ns0:rFonts ns0:ascii="仿宋" ns0:hAnsi="仿宋"/>
+              </ns0:rPr>
             </ns0:r>
           </ns0:p>
         </ns0:tc>
@@ -1567,13 +1587,13 @@
             <ns0:vAlign ns0:val="center"/>
           </ns0:tcPr>
           <ns0:p>
-            <ns0:r>
-              <ns0:rPr>
-                <ns0:rFonts ns0:ascii="仿宋" ns0:hAnsi="仿宋" ns0:eastAsia="仿宋" ns0:cs="仿宋"/>
-                <ns0:sz ns0:val="24"/>
-                <ns0:szCs ns0:val="24"/>
-              </ns0:rPr>
-              <ns0:t>需求分析</ns0:t>
+            <ns0:pPr>
+              <ns0:spacing ns0:before="0" ns0:after="0" ns0:line="240" ns0:lineRule="auto"/>
+            </ns0:pPr>
+            <ns0:r>
+              <ns0:rPr>
+                <ns0:rFonts ns0:ascii="仿宋" ns0:hAnsi="仿宋"/>
+              </ns0:rPr>
             </ns0:r>
           </ns0:p>
         </ns0:tc>
@@ -1584,13 +1604,13 @@
             <ns0:vAlign ns0:val="center"/>
           </ns0:tcPr>
           <ns0:p>
-            <ns0:r>
-              <ns0:rPr>
-                <ns0:rFonts ns0:ascii="仿宋" ns0:hAnsi="仿宋" ns0:eastAsia="仿宋" ns0:cs="仿宋"/>
-                <ns0:sz ns0:val="24"/>
-                <ns0:szCs ns0:val="24"/>
-              </ns0:rPr>
-              <ns0:t>报表迁移需求分析灵活分析需求分析</ns0:t>
+            <ns0:pPr>
+              <ns0:spacing ns0:before="0" ns0:after="0" ns0:line="240" ns0:lineRule="auto"/>
+            </ns0:pPr>
+            <ns0:r>
+              <ns0:rPr>
+                <ns0:rFonts ns0:ascii="仿宋" ns0:hAnsi="仿宋"/>
+              </ns0:rPr>
             </ns0:r>
           </ns0:p>
         </ns0:tc>
@@ -1606,13 +1626,13 @@
             <ns0:vAlign ns0:val="center"/>
           </ns0:tcPr>
           <ns0:p>
-            <ns0:r>
-              <ns0:rPr>
-                <ns0:rFonts ns0:ascii="仿宋" ns0:hAnsi="仿宋" ns0:eastAsia="仿宋" ns0:cs="仿宋"/>
-                <ns0:sz ns0:val="24"/>
-                <ns0:szCs ns0:val="24"/>
-              </ns0:rPr>
-              <ns0:t>2021.12-2022.02</ns0:t>
+            <ns0:pPr>
+              <ns0:spacing ns0:before="0" ns0:after="0" ns0:line="240" ns0:lineRule="auto"/>
+            </ns0:pPr>
+            <ns0:r>
+              <ns0:rPr>
+                <ns0:rFonts ns0:ascii="仿宋" ns0:hAnsi="仿宋"/>
+              </ns0:rPr>
             </ns0:r>
           </ns0:p>
         </ns0:tc>
@@ -1623,13 +1643,13 @@
             <ns0:vAlign ns0:val="center"/>
           </ns0:tcPr>
           <ns0:p>
-            <ns0:r>
-              <ns0:rPr>
-                <ns0:rFonts ns0:ascii="仿宋" ns0:hAnsi="仿宋" ns0:eastAsia="仿宋" ns0:cs="仿宋"/>
-                <ns0:sz ns0:val="24"/>
-                <ns0:szCs ns0:val="24"/>
-              </ns0:rPr>
-              <ns0:t>招商永隆银行阿拉丁数字管理项目</ns0:t>
+            <ns0:pPr>
+              <ns0:spacing ns0:before="0" ns0:after="0" ns0:line="240" ns0:lineRule="auto"/>
+            </ns0:pPr>
+            <ns0:r>
+              <ns0:rPr>
+                <ns0:rFonts ns0:ascii="仿宋" ns0:hAnsi="仿宋"/>
+              </ns0:rPr>
             </ns0:r>
           </ns0:p>
         </ns0:tc>
@@ -1640,13 +1660,13 @@
             <ns0:vAlign ns0:val="center"/>
           </ns0:tcPr>
           <ns0:p>
-            <ns0:r>
-              <ns0:rPr>
-                <ns0:rFonts ns0:ascii="仿宋" ns0:hAnsi="仿宋" ns0:eastAsia="仿宋" ns0:cs="仿宋"/>
-                <ns0:sz ns0:val="24"/>
-                <ns0:szCs ns0:val="24"/>
-              </ns0:rPr>
-              <ns0:t>需求分析</ns0:t>
+            <ns0:pPr>
+              <ns0:spacing ns0:before="0" ns0:after="0" ns0:line="240" ns0:lineRule="auto"/>
+            </ns0:pPr>
+            <ns0:r>
+              <ns0:rPr>
+                <ns0:rFonts ns0:ascii="仿宋" ns0:hAnsi="仿宋"/>
+              </ns0:rPr>
             </ns0:r>
           </ns0:p>
         </ns0:tc>
@@ -1657,13 +1677,13 @@
             <ns0:vAlign ns0:val="center"/>
           </ns0:tcPr>
           <ns0:p>
-            <ns0:r>
-              <ns0:rPr>
-                <ns0:rFonts ns0:ascii="仿宋" ns0:hAnsi="仿宋" ns0:eastAsia="仿宋" ns0:cs="仿宋"/>
-                <ns0:sz ns0:val="24"/>
-                <ns0:szCs ns0:val="24"/>
-              </ns0:rPr>
-              <ns0:t>1、迁移需求分析</ns0:t>
+            <ns0:pPr>
+              <ns0:spacing ns0:before="0" ns0:after="0" ns0:line="240" ns0:lineRule="auto"/>
+            </ns0:pPr>
+            <ns0:r>
+              <ns0:rPr>
+                <ns0:rFonts ns0:ascii="仿宋" ns0:hAnsi="仿宋"/>
+              </ns0:rPr>
             </ns0:r>
           </ns0:p>
         </ns0:tc>
@@ -1679,13 +1699,13 @@
             <ns0:vAlign ns0:val="center"/>
           </ns0:tcPr>
           <ns0:p>
-            <ns0:r>
-              <ns0:rPr>
-                <ns0:rFonts ns0:ascii="仿宋" ns0:hAnsi="仿宋" ns0:eastAsia="仿宋" ns0:cs="仿宋"/>
-                <ns0:sz ns0:val="24"/>
-                <ns0:szCs ns0:val="24"/>
-              </ns0:rPr>
-              <ns0:t>2021.09-2021.12</ns0:t>
+            <ns0:pPr>
+              <ns0:spacing ns0:before="0" ns0:after="0" ns0:line="240" ns0:lineRule="auto"/>
+            </ns0:pPr>
+            <ns0:r>
+              <ns0:rPr>
+                <ns0:rFonts ns0:ascii="仿宋" ns0:hAnsi="仿宋"/>
+              </ns0:rPr>
             </ns0:r>
           </ns0:p>
         </ns0:tc>
@@ -1696,13 +1716,13 @@
             <ns0:vAlign ns0:val="center"/>
           </ns0:tcPr>
           <ns0:p>
-            <ns0:r>
-              <ns0:rPr>
-                <ns0:rFonts ns0:ascii="仿宋" ns0:hAnsi="仿宋" ns0:eastAsia="仿宋" ns0:cs="仿宋"/>
-                <ns0:sz ns0:val="24"/>
-                <ns0:szCs ns0:val="24"/>
-              </ns0:rPr>
-              <ns0:t>柳州银行数据中台项目</ns0:t>
+            <ns0:pPr>
+              <ns0:spacing ns0:before="0" ns0:after="0" ns0:line="240" ns0:lineRule="auto"/>
+            </ns0:pPr>
+            <ns0:r>
+              <ns0:rPr>
+                <ns0:rFonts ns0:ascii="仿宋" ns0:hAnsi="仿宋"/>
+              </ns0:rPr>
             </ns0:r>
           </ns0:p>
         </ns0:tc>
@@ -1713,13 +1733,13 @@
             <ns0:vAlign ns0:val="center"/>
           </ns0:tcPr>
           <ns0:p>
-            <ns0:r>
-              <ns0:rPr>
-                <ns0:rFonts ns0:ascii="仿宋" ns0:hAnsi="仿宋" ns0:eastAsia="仿宋" ns0:cs="仿宋"/>
-                <ns0:sz ns0:val="24"/>
-                <ns0:szCs ns0:val="24"/>
-              </ns0:rPr>
-              <ns0:t>需求分析</ns0:t>
+            <ns0:pPr>
+              <ns0:spacing ns0:before="0" ns0:after="0" ns0:line="240" ns0:lineRule="auto"/>
+            </ns0:pPr>
+            <ns0:r>
+              <ns0:rPr>
+                <ns0:rFonts ns0:ascii="仿宋" ns0:hAnsi="仿宋"/>
+              </ns0:rPr>
             </ns0:r>
           </ns0:p>
         </ns0:tc>
@@ -1730,13 +1750,13 @@
             <ns0:vAlign ns0:val="center"/>
           </ns0:tcPr>
           <ns0:p>
-            <ns0:r>
-              <ns0:rPr>
-                <ns0:rFonts ns0:ascii="仿宋" ns0:hAnsi="仿宋" ns0:eastAsia="仿宋" ns0:cs="仿宋"/>
-                <ns0:sz ns0:val="24"/>
-                <ns0:szCs ns0:val="24"/>
-              </ns0:rPr>
-              <ns0:t>实时数据需求沟通工作说明书编写以及项目计划制定</ns0:t>
+            <ns0:pPr>
+              <ns0:spacing ns0:before="0" ns0:after="0" ns0:line="240" ns0:lineRule="auto"/>
+            </ns0:pPr>
+            <ns0:r>
+              <ns0:rPr>
+                <ns0:rFonts ns0:ascii="仿宋" ns0:hAnsi="仿宋"/>
+              </ns0:rPr>
             </ns0:r>
           </ns0:p>
         </ns0:tc>
@@ -1752,13 +1772,13 @@
             <ns0:vAlign ns0:val="center"/>
           </ns0:tcPr>
           <ns0:p>
-            <ns0:r>
-              <ns0:rPr>
-                <ns0:rFonts ns0:ascii="仿宋" ns0:hAnsi="仿宋" ns0:eastAsia="仿宋" ns0:cs="仿宋"/>
-                <ns0:sz ns0:val="24"/>
-                <ns0:szCs ns0:val="24"/>
-              </ns0:rPr>
-              <ns0:t>2021.01-2021.09</ns0:t>
+            <ns0:pPr>
+              <ns0:spacing ns0:before="0" ns0:after="0" ns0:line="240" ns0:lineRule="auto"/>
+            </ns0:pPr>
+            <ns0:r>
+              <ns0:rPr>
+                <ns0:rFonts ns0:ascii="仿宋" ns0:hAnsi="仿宋"/>
+              </ns0:rPr>
             </ns0:r>
           </ns0:p>
         </ns0:tc>
@@ -1769,13 +1789,13 @@
             <ns0:vAlign ns0:val="center"/>
           </ns0:tcPr>
           <ns0:p>
-            <ns0:r>
-              <ns0:rPr>
-                <ns0:rFonts ns0:ascii="仿宋" ns0:hAnsi="仿宋" ns0:eastAsia="仿宋" ns0:cs="仿宋"/>
-                <ns0:sz ns0:val="24"/>
-                <ns0:szCs ns0:val="24"/>
-              </ns0:rPr>
-              <ns0:t>长沙农商大数据平台项目</ns0:t>
+            <ns0:pPr>
+              <ns0:spacing ns0:before="0" ns0:after="0" ns0:line="240" ns0:lineRule="auto"/>
+            </ns0:pPr>
+            <ns0:r>
+              <ns0:rPr>
+                <ns0:rFonts ns0:ascii="仿宋" ns0:hAnsi="仿宋"/>
+              </ns0:rPr>
             </ns0:r>
           </ns0:p>
         </ns0:tc>
@@ -1786,13 +1806,13 @@
             <ns0:vAlign ns0:val="center"/>
           </ns0:tcPr>
           <ns0:p>
-            <ns0:r>
-              <ns0:rPr>
-                <ns0:rFonts ns0:ascii="仿宋" ns0:hAnsi="仿宋" ns0:eastAsia="仿宋" ns0:cs="仿宋"/>
-                <ns0:sz ns0:val="24"/>
-                <ns0:szCs ns0:val="24"/>
-              </ns0:rPr>
-              <ns0:t>项目经理</ns0:t>
+            <ns0:pPr>
+              <ns0:spacing ns0:before="0" ns0:after="0" ns0:line="240" ns0:lineRule="auto"/>
+            </ns0:pPr>
+            <ns0:r>
+              <ns0:rPr>
+                <ns0:rFonts ns0:ascii="仿宋" ns0:hAnsi="仿宋"/>
+              </ns0:rPr>
             </ns0:r>
           </ns0:p>
         </ns0:tc>
@@ -1803,13 +1823,13 @@
             <ns0:vAlign ns0:val="center"/>
           </ns0:tcPr>
           <ns0:p>
-            <ns0:r>
-              <ns0:rPr>
-                <ns0:rFonts ns0:ascii="仿宋" ns0:hAnsi="仿宋" ns0:eastAsia="仿宋" ns0:cs="仿宋"/>
-                <ns0:sz ns0:val="24"/>
-                <ns0:szCs ns0:val="24"/>
-              </ns0:rPr>
-              <ns0:t>负责项目日常管理，进度把控大数据平台方案沟通模型设计和核心代码开发</ns0:t>
+            <ns0:pPr>
+              <ns0:spacing ns0:before="0" ns0:after="0" ns0:line="240" ns0:lineRule="auto"/>
+            </ns0:pPr>
+            <ns0:r>
+              <ns0:rPr>
+                <ns0:rFonts ns0:ascii="仿宋" ns0:hAnsi="仿宋"/>
+              </ns0:rPr>
             </ns0:r>
           </ns0:p>
         </ns0:tc>
@@ -1825,13 +1845,13 @@
             <ns0:vAlign ns0:val="center"/>
           </ns0:tcPr>
           <ns0:p>
-            <ns0:r>
-              <ns0:rPr>
-                <ns0:rFonts ns0:ascii="仿宋" ns0:hAnsi="仿宋" ns0:eastAsia="仿宋" ns0:cs="仿宋"/>
-                <ns0:sz ns0:val="24"/>
-                <ns0:szCs ns0:val="24"/>
-              </ns0:rPr>
-              <ns0:t>2020.10-2021.01</ns0:t>
+            <ns0:pPr>
+              <ns0:spacing ns0:before="0" ns0:after="0" ns0:line="240" ns0:lineRule="auto"/>
+            </ns0:pPr>
+            <ns0:r>
+              <ns0:rPr>
+                <ns0:rFonts ns0:ascii="仿宋" ns0:hAnsi="仿宋"/>
+              </ns0:rPr>
             </ns0:r>
           </ns0:p>
         </ns0:tc>
@@ -1842,13 +1862,13 @@
             <ns0:vAlign ns0:val="center"/>
           </ns0:tcPr>
           <ns0:p>
-            <ns0:r>
-              <ns0:rPr>
-                <ns0:rFonts ns0:ascii="仿宋" ns0:hAnsi="仿宋" ns0:eastAsia="仿宋" ns0:cs="仿宋"/>
-                <ns0:sz ns0:val="24"/>
-                <ns0:szCs ns0:val="24"/>
-              </ns0:rPr>
-              <ns0:t>华兴银行财务集市</ns0:t>
+            <ns0:pPr>
+              <ns0:spacing ns0:before="0" ns0:after="0" ns0:line="240" ns0:lineRule="auto"/>
+            </ns0:pPr>
+            <ns0:r>
+              <ns0:rPr>
+                <ns0:rFonts ns0:ascii="仿宋" ns0:hAnsi="仿宋"/>
+              </ns0:rPr>
             </ns0:r>
           </ns0:p>
         </ns0:tc>
@@ -1859,13 +1879,13 @@
             <ns0:vAlign ns0:val="center"/>
           </ns0:tcPr>
           <ns0:p>
-            <ns0:r>
-              <ns0:rPr>
-                <ns0:rFonts ns0:ascii="仿宋" ns0:hAnsi="仿宋" ns0:eastAsia="仿宋" ns0:cs="仿宋"/>
-                <ns0:sz ns0:val="24"/>
-                <ns0:szCs ns0:val="24"/>
-              </ns0:rPr>
-              <ns0:t>技术支持</ns0:t>
+            <ns0:pPr>
+              <ns0:spacing ns0:before="0" ns0:after="0" ns0:line="240" ns0:lineRule="auto"/>
+            </ns0:pPr>
+            <ns0:r>
+              <ns0:rPr>
+                <ns0:rFonts ns0:ascii="仿宋" ns0:hAnsi="仿宋"/>
+              </ns0:rPr>
             </ns0:r>
           </ns0:p>
         </ns0:tc>
@@ -1876,13 +1896,13 @@
             <ns0:vAlign ns0:val="center"/>
           </ns0:tcPr>
           <ns0:p>
-            <ns0:r>
-              <ns0:rPr>
-                <ns0:rFonts ns0:ascii="仿宋" ns0:hAnsi="仿宋" ns0:eastAsia="仿宋" ns0:cs="仿宋"/>
-                <ns0:sz ns0:val="24"/>
-                <ns0:szCs ns0:val="24"/>
-              </ns0:rPr>
-              <ns0:t>财务集市指标技术架构梳理、规划</ns0:t>
+            <ns0:pPr>
+              <ns0:spacing ns0:before="0" ns0:after="0" ns0:line="240" ns0:lineRule="auto"/>
+            </ns0:pPr>
+            <ns0:r>
+              <ns0:rPr>
+                <ns0:rFonts ns0:ascii="仿宋" ns0:hAnsi="仿宋"/>
+              </ns0:rPr>
             </ns0:r>
           </ns0:p>
         </ns0:tc>
@@ -1898,13 +1918,13 @@
             <ns0:vAlign ns0:val="center"/>
           </ns0:tcPr>
           <ns0:p>
-            <ns0:r>
-              <ns0:rPr>
-                <ns0:rFonts ns0:ascii="仿宋" ns0:hAnsi="仿宋" ns0:eastAsia="仿宋" ns0:cs="仿宋"/>
-                <ns0:sz ns0:val="24"/>
-                <ns0:szCs ns0:val="24"/>
-              </ns0:rPr>
-              <ns0:t>2019.11-2020.09</ns0:t>
+            <ns0:pPr>
+              <ns0:spacing ns0:before="0" ns0:after="0" ns0:line="240" ns0:lineRule="auto"/>
+            </ns0:pPr>
+            <ns0:r>
+              <ns0:rPr>
+                <ns0:rFonts ns0:ascii="仿宋" ns0:hAnsi="仿宋"/>
+              </ns0:rPr>
             </ns0:r>
           </ns0:p>
         </ns0:tc>
@@ -1915,13 +1935,13 @@
             <ns0:vAlign ns0:val="center"/>
           </ns0:tcPr>
           <ns0:p>
-            <ns0:r>
-              <ns0:rPr>
-                <ns0:rFonts ns0:ascii="仿宋" ns0:hAnsi="仿宋" ns0:eastAsia="仿宋" ns0:cs="仿宋"/>
-                <ns0:sz ns0:val="24"/>
-                <ns0:szCs ns0:val="24"/>
-              </ns0:rPr>
-              <ns0:t>江西农信EAST4.0</ns0:t>
+            <ns0:pPr>
+              <ns0:spacing ns0:before="0" ns0:after="0" ns0:line="240" ns0:lineRule="auto"/>
+            </ns0:pPr>
+            <ns0:r>
+              <ns0:rPr>
+                <ns0:rFonts ns0:ascii="仿宋" ns0:hAnsi="仿宋"/>
+              </ns0:rPr>
             </ns0:r>
           </ns0:p>
         </ns0:tc>
@@ -1932,13 +1952,13 @@
             <ns0:vAlign ns0:val="center"/>
           </ns0:tcPr>
           <ns0:p>
-            <ns0:r>
-              <ns0:rPr>
-                <ns0:rFonts ns0:ascii="仿宋" ns0:hAnsi="仿宋" ns0:eastAsia="仿宋" ns0:cs="仿宋"/>
-                <ns0:sz ns0:val="24"/>
-                <ns0:szCs ns0:val="24"/>
-              </ns0:rPr>
-              <ns0:t>项目经理</ns0:t>
+            <ns0:pPr>
+              <ns0:spacing ns0:before="0" ns0:after="0" ns0:line="240" ns0:lineRule="auto"/>
+            </ns0:pPr>
+            <ns0:r>
+              <ns0:rPr>
+                <ns0:rFonts ns0:ascii="仿宋" ns0:hAnsi="仿宋"/>
+              </ns0:rPr>
             </ns0:r>
           </ns0:p>
         </ns0:tc>
@@ -1949,13 +1969,13 @@
             <ns0:vAlign ns0:val="center"/>
           </ns0:tcPr>
           <ns0:p>
-            <ns0:r>
-              <ns0:rPr>
-                <ns0:rFonts ns0:ascii="仿宋" ns0:hAnsi="仿宋" ns0:eastAsia="仿宋" ns0:cs="仿宋"/>
-                <ns0:sz ns0:val="24"/>
-                <ns0:szCs ns0:val="24"/>
-              </ns0:rPr>
-              <ns0:t>EAST4.0项目管理、需求分析、实施指导协助</ns0:t>
+            <ns0:pPr>
+              <ns0:spacing ns0:before="0" ns0:after="0" ns0:line="240" ns0:lineRule="auto"/>
+            </ns0:pPr>
+            <ns0:r>
+              <ns0:rPr>
+                <ns0:rFonts ns0:ascii="仿宋" ns0:hAnsi="仿宋"/>
+              </ns0:rPr>
             </ns0:r>
           </ns0:p>
         </ns0:tc>
@@ -1971,13 +1991,13 @@
             <ns0:vAlign ns0:val="center"/>
           </ns0:tcPr>
           <ns0:p>
-            <ns0:r>
-              <ns0:rPr>
-                <ns0:rFonts ns0:ascii="仿宋" ns0:hAnsi="仿宋" ns0:eastAsia="仿宋" ns0:cs="仿宋"/>
-                <ns0:sz ns0:val="24"/>
-                <ns0:szCs ns0:val="24"/>
-              </ns0:rPr>
-              <ns0:t>2019.08-2019.11</ns0:t>
+            <ns0:pPr>
+              <ns0:spacing ns0:before="0" ns0:after="0" ns0:line="240" ns0:lineRule="auto"/>
+            </ns0:pPr>
+            <ns0:r>
+              <ns0:rPr>
+                <ns0:rFonts ns0:ascii="仿宋" ns0:hAnsi="仿宋"/>
+              </ns0:rPr>
             </ns0:r>
           </ns0:p>
         </ns0:tc>
@@ -1988,13 +2008,13 @@
             <ns0:vAlign ns0:val="center"/>
           </ns0:tcPr>
           <ns0:p>
-            <ns0:r>
-              <ns0:rPr>
-                <ns0:rFonts ns0:ascii="仿宋" ns0:hAnsi="仿宋" ns0:eastAsia="仿宋" ns0:cs="仿宋"/>
-                <ns0:sz ns0:val="24"/>
-                <ns0:szCs ns0:val="24"/>
-              </ns0:rPr>
-              <ns0:t>广发分行服务平台</ns0:t>
+            <ns0:pPr>
+              <ns0:spacing ns0:before="0" ns0:after="0" ns0:line="240" ns0:lineRule="auto"/>
+            </ns0:pPr>
+            <ns0:r>
+              <ns0:rPr>
+                <ns0:rFonts ns0:ascii="仿宋" ns0:hAnsi="仿宋"/>
+              </ns0:rPr>
             </ns0:r>
           </ns0:p>
         </ns0:tc>
@@ -2005,13 +2025,13 @@
             <ns0:vAlign ns0:val="center"/>
           </ns0:tcPr>
           <ns0:p>
-            <ns0:r>
-              <ns0:rPr>
-                <ns0:rFonts ns0:ascii="仿宋" ns0:hAnsi="仿宋" ns0:eastAsia="仿宋" ns0:cs="仿宋"/>
-                <ns0:sz ns0:val="24"/>
-                <ns0:szCs ns0:val="24"/>
-              </ns0:rPr>
-              <ns0:t>项目经理</ns0:t>
+            <ns0:pPr>
+              <ns0:spacing ns0:before="0" ns0:after="0" ns0:line="240" ns0:lineRule="auto"/>
+            </ns0:pPr>
+            <ns0:r>
+              <ns0:rPr>
+                <ns0:rFonts ns0:ascii="仿宋" ns0:hAnsi="仿宋"/>
+              </ns0:rPr>
             </ns0:r>
           </ns0:p>
         </ns0:tc>
@@ -2022,13 +2042,13 @@
             <ns0:vAlign ns0:val="center"/>
           </ns0:tcPr>
           <ns0:p>
-            <ns0:r>
-              <ns0:rPr>
-                <ns0:rFonts ns0:ascii="仿宋" ns0:hAnsi="仿宋" ns0:eastAsia="仿宋" ns0:cs="仿宋"/>
-                <ns0:sz ns0:val="24"/>
-                <ns0:szCs ns0:val="24"/>
-              </ns0:rPr>
-              <ns0:t>负责项目日常管理，进度把控分行数据服务平台架构沟通和服务迁移分析</ns0:t>
+            <ns0:pPr>
+              <ns0:spacing ns0:before="0" ns0:after="0" ns0:line="240" ns0:lineRule="auto"/>
+            </ns0:pPr>
+            <ns0:r>
+              <ns0:rPr>
+                <ns0:rFonts ns0:ascii="仿宋" ns0:hAnsi="仿宋"/>
+              </ns0:rPr>
             </ns0:r>
           </ns0:p>
         </ns0:tc>
@@ -2044,13 +2064,13 @@
             <ns0:vAlign ns0:val="center"/>
           </ns0:tcPr>
           <ns0:p>
-            <ns0:r>
-              <ns0:rPr>
-                <ns0:rFonts ns0:ascii="仿宋" ns0:hAnsi="仿宋" ns0:eastAsia="仿宋" ns0:cs="仿宋"/>
-                <ns0:sz ns0:val="24"/>
-                <ns0:szCs ns0:val="24"/>
-              </ns0:rPr>
-              <ns0:t>2018.08-2019.08</ns0:t>
+            <ns0:pPr>
+              <ns0:spacing ns0:before="0" ns0:after="0" ns0:line="240" ns0:lineRule="auto"/>
+            </ns0:pPr>
+            <ns0:r>
+              <ns0:rPr>
+                <ns0:rFonts ns0:ascii="仿宋" ns0:hAnsi="仿宋"/>
+              </ns0:rPr>
             </ns0:r>
           </ns0:p>
         </ns0:tc>
@@ -2061,13 +2081,13 @@
             <ns0:vAlign ns0:val="center"/>
           </ns0:tcPr>
           <ns0:p>
-            <ns0:r>
-              <ns0:rPr>
-                <ns0:rFonts ns0:ascii="仿宋" ns0:hAnsi="仿宋" ns0:eastAsia="仿宋" ns0:cs="仿宋"/>
-                <ns0:sz ns0:val="24"/>
-                <ns0:szCs ns0:val="24"/>
-              </ns0:rPr>
-              <ns0:t>泰隆银行报表平台</ns0:t>
+            <ns0:pPr>
+              <ns0:spacing ns0:before="0" ns0:after="0" ns0:line="240" ns0:lineRule="auto"/>
+            </ns0:pPr>
+            <ns0:r>
+              <ns0:rPr>
+                <ns0:rFonts ns0:ascii="仿宋" ns0:hAnsi="仿宋"/>
+              </ns0:rPr>
             </ns0:r>
           </ns0:p>
         </ns0:tc>
@@ -2078,13 +2098,13 @@
             <ns0:vAlign ns0:val="center"/>
           </ns0:tcPr>
           <ns0:p>
-            <ns0:r>
-              <ns0:rPr>
-                <ns0:rFonts ns0:ascii="仿宋" ns0:hAnsi="仿宋" ns0:eastAsia="仿宋" ns0:cs="仿宋"/>
-                <ns0:sz ns0:val="24"/>
-                <ns0:szCs ns0:val="24"/>
-              </ns0:rPr>
-              <ns0:t>项目经理</ns0:t>
+            <ns0:pPr>
+              <ns0:spacing ns0:before="0" ns0:after="0" ns0:line="240" ns0:lineRule="auto"/>
+            </ns0:pPr>
+            <ns0:r>
+              <ns0:rPr>
+                <ns0:rFonts ns0:ascii="仿宋" ns0:hAnsi="仿宋"/>
+              </ns0:rPr>
             </ns0:r>
           </ns0:p>
         </ns0:tc>
@@ -2095,13 +2115,13 @@
             <ns0:vAlign ns0:val="center"/>
           </ns0:tcPr>
           <ns0:p>
-            <ns0:r>
-              <ns0:rPr>
-                <ns0:rFonts ns0:ascii="仿宋" ns0:hAnsi="仿宋" ns0:eastAsia="仿宋" ns0:cs="仿宋"/>
-                <ns0:sz ns0:val="24"/>
-                <ns0:szCs ns0:val="24"/>
-              </ns0:rPr>
-              <ns0:t>负责项目日常管理，进度把控报表需求分析核心模块开发和测试、数据验证</ns0:t>
+            <ns0:pPr>
+              <ns0:spacing ns0:before="0" ns0:after="0" ns0:line="240" ns0:lineRule="auto"/>
+            </ns0:pPr>
+            <ns0:r>
+              <ns0:rPr>
+                <ns0:rFonts ns0:ascii="仿宋" ns0:hAnsi="仿宋"/>
+              </ns0:rPr>
             </ns0:r>
           </ns0:p>
         </ns0:tc>
@@ -2117,13 +2137,13 @@
             <ns0:vAlign ns0:val="center"/>
           </ns0:tcPr>
           <ns0:p>
-            <ns0:r>
-              <ns0:rPr>
-                <ns0:rFonts ns0:ascii="仿宋" ns0:hAnsi="仿宋" ns0:eastAsia="仿宋" ns0:cs="仿宋"/>
-                <ns0:sz ns0:val="24"/>
-                <ns0:szCs ns0:val="24"/>
-              </ns0:rPr>
-              <ns0:t>2018.05-2018.08</ns0:t>
+            <ns0:pPr>
+              <ns0:spacing ns0:before="0" ns0:after="0" ns0:line="240" ns0:lineRule="auto"/>
+            </ns0:pPr>
+            <ns0:r>
+              <ns0:rPr>
+                <ns0:rFonts ns0:ascii="仿宋" ns0:hAnsi="仿宋"/>
+              </ns0:rPr>
             </ns0:r>
           </ns0:p>
         </ns0:tc>
@@ -2134,13 +2154,13 @@
             <ns0:vAlign ns0:val="center"/>
           </ns0:tcPr>
           <ns0:p>
-            <ns0:r>
-              <ns0:rPr>
-                <ns0:rFonts ns0:ascii="仿宋" ns0:hAnsi="仿宋" ns0:eastAsia="仿宋" ns0:cs="仿宋"/>
-                <ns0:sz ns0:val="24"/>
-                <ns0:szCs ns0:val="24"/>
-              </ns0:rPr>
-              <ns0:t>平安大对公数据集市</ns0:t>
+            <ns0:pPr>
+              <ns0:spacing ns0:before="0" ns0:after="0" ns0:line="240" ns0:lineRule="auto"/>
+            </ns0:pPr>
+            <ns0:r>
+              <ns0:rPr>
+                <ns0:rFonts ns0:ascii="仿宋" ns0:hAnsi="仿宋"/>
+              </ns0:rPr>
             </ns0:r>
           </ns0:p>
         </ns0:tc>
@@ -2151,13 +2171,13 @@
             <ns0:vAlign ns0:val="center"/>
           </ns0:tcPr>
           <ns0:p>
-            <ns0:r>
-              <ns0:rPr>
-                <ns0:rFonts ns0:ascii="仿宋" ns0:hAnsi="仿宋" ns0:eastAsia="仿宋" ns0:cs="仿宋"/>
-                <ns0:sz ns0:val="24"/>
-                <ns0:szCs ns0:val="24"/>
-              </ns0:rPr>
-              <ns0:t>技术支持</ns0:t>
+            <ns0:pPr>
+              <ns0:spacing ns0:before="0" ns0:after="0" ns0:line="240" ns0:lineRule="auto"/>
+            </ns0:pPr>
+            <ns0:r>
+              <ns0:rPr>
+                <ns0:rFonts ns0:ascii="仿宋" ns0:hAnsi="仿宋"/>
+              </ns0:rPr>
             </ns0:r>
           </ns0:p>
         </ns0:tc>
@@ -2168,13 +2188,13 @@
             <ns0:vAlign ns0:val="center"/>
           </ns0:tcPr>
           <ns0:p>
-            <ns0:r>
-              <ns0:rPr>
-                <ns0:rFonts ns0:ascii="仿宋" ns0:hAnsi="仿宋" ns0:eastAsia="仿宋" ns0:cs="仿宋"/>
-                <ns0:sz ns0:val="24"/>
-                <ns0:szCs ns0:val="24"/>
-              </ns0:rPr>
-              <ns0:t>迁移逻辑分析测试和数据核对</ns0:t>
+            <ns0:pPr>
+              <ns0:spacing ns0:before="0" ns0:after="0" ns0:line="240" ns0:lineRule="auto"/>
+            </ns0:pPr>
+            <ns0:r>
+              <ns0:rPr>
+                <ns0:rFonts ns0:ascii="仿宋" ns0:hAnsi="仿宋"/>
+              </ns0:rPr>
             </ns0:r>
           </ns0:p>
         </ns0:tc>
@@ -2190,13 +2210,13 @@
             <ns0:vAlign ns0:val="center"/>
           </ns0:tcPr>
           <ns0:p>
-            <ns0:r>
-              <ns0:rPr>
-                <ns0:rFonts ns0:ascii="仿宋" ns0:hAnsi="仿宋" ns0:eastAsia="仿宋" ns0:cs="仿宋"/>
-                <ns0:sz ns0:val="24"/>
-                <ns0:szCs ns0:val="24"/>
-              </ns0:rPr>
-              <ns0:t>2017.08-2018.05</ns0:t>
+            <ns0:pPr>
+              <ns0:spacing ns0:before="0" ns0:after="0" ns0:line="240" ns0:lineRule="auto"/>
+            </ns0:pPr>
+            <ns0:r>
+              <ns0:rPr>
+                <ns0:rFonts ns0:ascii="仿宋" ns0:hAnsi="仿宋"/>
+              </ns0:rPr>
             </ns0:r>
           </ns0:p>
         </ns0:tc>
@@ -2207,13 +2227,13 @@
             <ns0:vAlign ns0:val="center"/>
           </ns0:tcPr>
           <ns0:p>
-            <ns0:r>
-              <ns0:rPr>
-                <ns0:rFonts ns0:ascii="仿宋" ns0:hAnsi="仿宋" ns0:eastAsia="仿宋" ns0:cs="仿宋"/>
-                <ns0:sz ns0:val="24"/>
-                <ns0:szCs ns0:val="24"/>
-              </ns0:rPr>
-              <ns0:t>东莞农商数仓二期</ns0:t>
+            <ns0:pPr>
+              <ns0:spacing ns0:before="0" ns0:after="0" ns0:line="240" ns0:lineRule="auto"/>
+            </ns0:pPr>
+            <ns0:r>
+              <ns0:rPr>
+                <ns0:rFonts ns0:ascii="仿宋" ns0:hAnsi="仿宋"/>
+              </ns0:rPr>
             </ns0:r>
           </ns0:p>
         </ns0:tc>
@@ -2224,13 +2244,13 @@
             <ns0:vAlign ns0:val="center"/>
           </ns0:tcPr>
           <ns0:p>
-            <ns0:r>
-              <ns0:rPr>
-                <ns0:rFonts ns0:ascii="仿宋" ns0:hAnsi="仿宋" ns0:eastAsia="仿宋" ns0:cs="仿宋"/>
-                <ns0:sz ns0:val="24"/>
-                <ns0:szCs ns0:val="24"/>
-              </ns0:rPr>
-              <ns0:t>项目经理</ns0:t>
+            <ns0:pPr>
+              <ns0:spacing ns0:before="0" ns0:after="0" ns0:line="240" ns0:lineRule="auto"/>
+            </ns0:pPr>
+            <ns0:r>
+              <ns0:rPr>
+                <ns0:rFonts ns0:ascii="仿宋" ns0:hAnsi="仿宋"/>
+              </ns0:rPr>
             </ns0:r>
           </ns0:p>
         </ns0:tc>
@@ -2241,13 +2261,13 @@
             <ns0:vAlign ns0:val="center"/>
           </ns0:tcPr>
           <ns0:p>
-            <ns0:r>
-              <ns0:rPr>
-                <ns0:rFonts ns0:ascii="仿宋" ns0:hAnsi="仿宋" ns0:eastAsia="仿宋" ns0:cs="仿宋"/>
-                <ns0:sz ns0:val="24"/>
-                <ns0:szCs ns0:val="24"/>
-              </ns0:rPr>
-              <ns0:t>负责项目日常管理，进度把控数据仓库需求分析、编写设计文档共性加工层设计以及代码开发</ns0:t>
+            <ns0:pPr>
+              <ns0:spacing ns0:before="0" ns0:after="0" ns0:line="240" ns0:lineRule="auto"/>
+            </ns0:pPr>
+            <ns0:r>
+              <ns0:rPr>
+                <ns0:rFonts ns0:ascii="仿宋" ns0:hAnsi="仿宋"/>
+              </ns0:rPr>
             </ns0:r>
           </ns0:p>
         </ns0:tc>
@@ -2263,13 +2283,13 @@
             <ns0:vAlign ns0:val="center"/>
           </ns0:tcPr>
           <ns0:p>
-            <ns0:r>
-              <ns0:rPr>
-                <ns0:rFonts ns0:ascii="仿宋" ns0:hAnsi="仿宋" ns0:eastAsia="仿宋" ns0:cs="仿宋"/>
-                <ns0:sz ns0:val="24"/>
-                <ns0:szCs ns0:val="24"/>
-              </ns0:rPr>
-              <ns0:t>2016.01-2017.08</ns0:t>
+            <ns0:pPr>
+              <ns0:spacing ns0:before="0" ns0:after="0" ns0:line="240" ns0:lineRule="auto"/>
+            </ns0:pPr>
+            <ns0:r>
+              <ns0:rPr>
+                <ns0:rFonts ns0:ascii="仿宋" ns0:hAnsi="仿宋"/>
+              </ns0:rPr>
             </ns0:r>
           </ns0:p>
         </ns0:tc>
@@ -2280,13 +2300,13 @@
             <ns0:vAlign ns0:val="center"/>
           </ns0:tcPr>
           <ns0:p>
-            <ns0:r>
-              <ns0:rPr>
-                <ns0:rFonts ns0:ascii="仿宋" ns0:hAnsi="仿宋" ns0:eastAsia="仿宋" ns0:cs="仿宋"/>
-                <ns0:sz ns0:val="24"/>
-                <ns0:szCs ns0:val="24"/>
-              </ns0:rPr>
-              <ns0:t>东莞农商行数据仓库和大数据基础平台</ns0:t>
+            <ns0:pPr>
+              <ns0:spacing ns0:before="0" ns0:after="0" ns0:line="240" ns0:lineRule="auto"/>
+            </ns0:pPr>
+            <ns0:r>
+              <ns0:rPr>
+                <ns0:rFonts ns0:ascii="仿宋" ns0:hAnsi="仿宋"/>
+              </ns0:rPr>
             </ns0:r>
           </ns0:p>
         </ns0:tc>
@@ -2297,13 +2317,13 @@
             <ns0:vAlign ns0:val="center"/>
           </ns0:tcPr>
           <ns0:p>
-            <ns0:r>
-              <ns0:rPr>
-                <ns0:rFonts ns0:ascii="仿宋" ns0:hAnsi="仿宋" ns0:eastAsia="仿宋" ns0:cs="仿宋"/>
-                <ns0:sz ns0:val="24"/>
-                <ns0:szCs ns0:val="24"/>
-              </ns0:rPr>
-              <ns0:t>项目经理</ns0:t>
+            <ns0:pPr>
+              <ns0:spacing ns0:before="0" ns0:after="0" ns0:line="240" ns0:lineRule="auto"/>
+            </ns0:pPr>
+            <ns0:r>
+              <ns0:rPr>
+                <ns0:rFonts ns0:ascii="仿宋" ns0:hAnsi="仿宋"/>
+              </ns0:rPr>
             </ns0:r>
           </ns0:p>
         </ns0:tc>
@@ -2314,13 +2334,13 @@
             <ns0:vAlign ns0:val="center"/>
           </ns0:tcPr>
           <ns0:p>
-            <ns0:r>
-              <ns0:rPr>
-                <ns0:rFonts ns0:ascii="仿宋" ns0:hAnsi="仿宋" ns0:eastAsia="仿宋" ns0:cs="仿宋"/>
-                <ns0:sz ns0:val="24"/>
-                <ns0:szCs ns0:val="24"/>
-              </ns0:rPr>
-              <ns0:t>负责项目日常管理，进度把控数据仓库需求分析数据仓库报表模型设计 管理驾驶舱需求分析</ns0:t>
+            <ns0:pPr>
+              <ns0:spacing ns0:before="0" ns0:after="0" ns0:line="240" ns0:lineRule="auto"/>
+            </ns0:pPr>
+            <ns0:r>
+              <ns0:rPr>
+                <ns0:rFonts ns0:ascii="仿宋" ns0:hAnsi="仿宋"/>
+              </ns0:rPr>
             </ns0:r>
           </ns0:p>
         </ns0:tc>
@@ -2336,13 +2356,13 @@
             <ns0:vAlign ns0:val="center"/>
           </ns0:tcPr>
           <ns0:p>
-            <ns0:r>
-              <ns0:rPr>
-                <ns0:rFonts ns0:ascii="仿宋" ns0:hAnsi="仿宋" ns0:eastAsia="仿宋" ns0:cs="仿宋"/>
-                <ns0:sz ns0:val="24"/>
-                <ns0:szCs ns0:val="24"/>
-              </ns0:rPr>
-              <ns0:t>2015.11-2016.01</ns0:t>
+            <ns0:pPr>
+              <ns0:spacing ns0:before="0" ns0:after="0" ns0:line="240" ns0:lineRule="auto"/>
+            </ns0:pPr>
+            <ns0:r>
+              <ns0:rPr>
+                <ns0:rFonts ns0:ascii="仿宋" ns0:hAnsi="仿宋"/>
+              </ns0:rPr>
             </ns0:r>
           </ns0:p>
         </ns0:tc>
@@ -2353,13 +2373,13 @@
             <ns0:vAlign ns0:val="center"/>
           </ns0:tcPr>
           <ns0:p>
-            <ns0:r>
-              <ns0:rPr>
-                <ns0:rFonts ns0:ascii="仿宋" ns0:hAnsi="仿宋" ns0:eastAsia="仿宋" ns0:cs="仿宋"/>
-                <ns0:sz ns0:val="24"/>
-                <ns0:szCs ns0:val="24"/>
-              </ns0:rPr>
-              <ns0:t>新疆汇和银行统一监管项目</ns0:t>
+            <ns0:pPr>
+              <ns0:spacing ns0:before="0" ns0:after="0" ns0:line="240" ns0:lineRule="auto"/>
+            </ns0:pPr>
+            <ns0:r>
+              <ns0:rPr>
+                <ns0:rFonts ns0:ascii="仿宋" ns0:hAnsi="仿宋"/>
+              </ns0:rPr>
             </ns0:r>
           </ns0:p>
         </ns0:tc>
@@ -2370,13 +2390,13 @@
             <ns0:vAlign ns0:val="center"/>
           </ns0:tcPr>
           <ns0:p>
-            <ns0:r>
-              <ns0:rPr>
-                <ns0:rFonts ns0:ascii="仿宋" ns0:hAnsi="仿宋" ns0:eastAsia="仿宋" ns0:cs="仿宋"/>
-                <ns0:sz ns0:val="24"/>
-                <ns0:szCs ns0:val="24"/>
-              </ns0:rPr>
-              <ns0:t>咨询顾问</ns0:t>
+            <ns0:pPr>
+              <ns0:spacing ns0:before="0" ns0:after="0" ns0:line="240" ns0:lineRule="auto"/>
+            </ns0:pPr>
+            <ns0:r>
+              <ns0:rPr>
+                <ns0:rFonts ns0:ascii="仿宋" ns0:hAnsi="仿宋"/>
+              </ns0:rPr>
             </ns0:r>
           </ns0:p>
         </ns0:tc>
@@ -2387,13 +2407,13 @@
             <ns0:vAlign ns0:val="center"/>
           </ns0:tcPr>
           <ns0:p>
-            <ns0:r>
-              <ns0:rPr>
-                <ns0:rFonts ns0:ascii="仿宋" ns0:hAnsi="仿宋" ns0:eastAsia="仿宋" ns0:cs="仿宋"/>
-                <ns0:sz ns0:val="24"/>
-                <ns0:szCs ns0:val="24"/>
-              </ns0:rPr>
-              <ns0:t>新监管产品实施指导协助</ns0:t>
+            <ns0:pPr>
+              <ns0:spacing ns0:before="0" ns0:after="0" ns0:line="240" ns0:lineRule="auto"/>
+            </ns0:pPr>
+            <ns0:r>
+              <ns0:rPr>
+                <ns0:rFonts ns0:ascii="仿宋" ns0:hAnsi="仿宋"/>
+              </ns0:rPr>
             </ns0:r>
           </ns0:p>
         </ns0:tc>
@@ -2409,13 +2429,13 @@
             <ns0:vAlign ns0:val="center"/>
           </ns0:tcPr>
           <ns0:p>
-            <ns0:r>
-              <ns0:rPr>
-                <ns0:rFonts ns0:ascii="仿宋" ns0:hAnsi="仿宋" ns0:eastAsia="仿宋" ns0:cs="仿宋"/>
-                <ns0:sz ns0:val="24"/>
-                <ns0:szCs ns0:val="24"/>
-              </ns0:rPr>
-              <ns0:t>2015.10-2015.11</ns0:t>
+            <ns0:pPr>
+              <ns0:spacing ns0:before="0" ns0:after="0" ns0:line="240" ns0:lineRule="auto"/>
+            </ns0:pPr>
+            <ns0:r>
+              <ns0:rPr>
+                <ns0:rFonts ns0:ascii="仿宋" ns0:hAnsi="仿宋"/>
+              </ns0:rPr>
             </ns0:r>
           </ns0:p>
         </ns0:tc>
@@ -2426,13 +2446,13 @@
             <ns0:vAlign ns0:val="center"/>
           </ns0:tcPr>
           <ns0:p>
-            <ns0:r>
-              <ns0:rPr>
-                <ns0:rFonts ns0:ascii="仿宋" ns0:hAnsi="仿宋" ns0:eastAsia="仿宋" ns0:cs="仿宋"/>
-                <ns0:sz ns0:val="24"/>
-                <ns0:szCs ns0:val="24"/>
-              </ns0:rPr>
-              <ns0:t>汕头创新银行统一监管项目</ns0:t>
+            <ns0:pPr>
+              <ns0:spacing ns0:before="0" ns0:after="0" ns0:line="240" ns0:lineRule="auto"/>
+            </ns0:pPr>
+            <ns0:r>
+              <ns0:rPr>
+                <ns0:rFonts ns0:ascii="仿宋" ns0:hAnsi="仿宋"/>
+              </ns0:rPr>
             </ns0:r>
           </ns0:p>
         </ns0:tc>
@@ -2443,13 +2463,13 @@
             <ns0:vAlign ns0:val="center"/>
           </ns0:tcPr>
           <ns0:p>
-            <ns0:r>
-              <ns0:rPr>
-                <ns0:rFonts ns0:ascii="仿宋" ns0:hAnsi="仿宋" ns0:eastAsia="仿宋" ns0:cs="仿宋"/>
-                <ns0:sz ns0:val="24"/>
-                <ns0:szCs ns0:val="24"/>
-              </ns0:rPr>
-              <ns0:t>咨询顾问</ns0:t>
+            <ns0:pPr>
+              <ns0:spacing ns0:before="0" ns0:after="0" ns0:line="240" ns0:lineRule="auto"/>
+            </ns0:pPr>
+            <ns0:r>
+              <ns0:rPr>
+                <ns0:rFonts ns0:ascii="仿宋" ns0:hAnsi="仿宋"/>
+              </ns0:rPr>
             </ns0:r>
           </ns0:p>
         </ns0:tc>
@@ -2460,13 +2480,13 @@
             <ns0:vAlign ns0:val="center"/>
           </ns0:tcPr>
           <ns0:p>
-            <ns0:r>
-              <ns0:rPr>
-                <ns0:rFonts ns0:ascii="仿宋" ns0:hAnsi="仿宋" ns0:eastAsia="仿宋" ns0:cs="仿宋"/>
-                <ns0:sz ns0:val="24"/>
-                <ns0:szCs ns0:val="24"/>
-              </ns0:rPr>
-              <ns0:t>反洗钱、1104、金融报送需求分析、指导协助</ns0:t>
+            <ns0:pPr>
+              <ns0:spacing ns0:before="0" ns0:after="0" ns0:line="240" ns0:lineRule="auto"/>
+            </ns0:pPr>
+            <ns0:r>
+              <ns0:rPr>
+                <ns0:rFonts ns0:ascii="仿宋" ns0:hAnsi="仿宋"/>
+              </ns0:rPr>
             </ns0:r>
           </ns0:p>
         </ns0:tc>
@@ -2482,13 +2502,13 @@
             <ns0:vAlign ns0:val="center"/>
           </ns0:tcPr>
           <ns0:p>
-            <ns0:r>
-              <ns0:rPr>
-                <ns0:rFonts ns0:ascii="仿宋" ns0:hAnsi="仿宋" ns0:eastAsia="仿宋" ns0:cs="仿宋"/>
-                <ns0:sz ns0:val="24"/>
-                <ns0:szCs ns0:val="24"/>
-              </ns0:rPr>
-              <ns0:t>2015.06-2015.10</ns0:t>
+            <ns0:pPr>
+              <ns0:spacing ns0:before="0" ns0:after="0" ns0:line="240" ns0:lineRule="auto"/>
+            </ns0:pPr>
+            <ns0:r>
+              <ns0:rPr>
+                <ns0:rFonts ns0:ascii="仿宋" ns0:hAnsi="仿宋"/>
+              </ns0:rPr>
             </ns0:r>
           </ns0:p>
         </ns0:tc>
@@ -2499,13 +2519,13 @@
             <ns0:vAlign ns0:val="center"/>
           </ns0:tcPr>
           <ns0:p>
-            <ns0:r>
-              <ns0:rPr>
-                <ns0:rFonts ns0:ascii="仿宋" ns0:hAnsi="仿宋" ns0:eastAsia="仿宋" ns0:cs="仿宋"/>
-                <ns0:sz ns0:val="24"/>
-                <ns0:szCs ns0:val="24"/>
-              </ns0:rPr>
-              <ns0:t>统一监管产品研发</ns0:t>
+            <ns0:pPr>
+              <ns0:spacing ns0:before="0" ns0:after="0" ns0:line="240" ns0:lineRule="auto"/>
+            </ns0:pPr>
+            <ns0:r>
+              <ns0:rPr>
+                <ns0:rFonts ns0:ascii="仿宋" ns0:hAnsi="仿宋"/>
+              </ns0:rPr>
             </ns0:r>
           </ns0:p>
         </ns0:tc>
@@ -2516,13 +2536,13 @@
             <ns0:vAlign ns0:val="center"/>
           </ns0:tcPr>
           <ns0:p>
-            <ns0:r>
-              <ns0:rPr>
-                <ns0:rFonts ns0:ascii="仿宋" ns0:hAnsi="仿宋" ns0:eastAsia="仿宋" ns0:cs="仿宋"/>
-                <ns0:sz ns0:val="24"/>
-                <ns0:szCs ns0:val="24"/>
-              </ns0:rPr>
-              <ns0:t>设计开发</ns0:t>
+            <ns0:pPr>
+              <ns0:spacing ns0:before="0" ns0:after="0" ns0:line="240" ns0:lineRule="auto"/>
+            </ns0:pPr>
+            <ns0:r>
+              <ns0:rPr>
+                <ns0:rFonts ns0:ascii="仿宋" ns0:hAnsi="仿宋"/>
+              </ns0:rPr>
             </ns0:r>
           </ns0:p>
         </ns0:tc>
@@ -2533,13 +2553,13 @@
             <ns0:vAlign ns0:val="center"/>
           </ns0:tcPr>
           <ns0:p>
-            <ns0:r>
-              <ns0:rPr>
-                <ns0:rFonts ns0:ascii="仿宋" ns0:hAnsi="仿宋" ns0:eastAsia="仿宋" ns0:cs="仿宋"/>
-                <ns0:sz ns0:val="24"/>
-                <ns0:szCs ns0:val="24"/>
-              </ns0:rPr>
-              <ns0:t>接口、模型设计</ns0:t>
+            <ns0:pPr>
+              <ns0:spacing ns0:before="0" ns0:after="0" ns0:line="240" ns0:lineRule="auto"/>
+            </ns0:pPr>
+            <ns0:r>
+              <ns0:rPr>
+                <ns0:rFonts ns0:ascii="仿宋" ns0:hAnsi="仿宋"/>
+              </ns0:rPr>
             </ns0:r>
           </ns0:p>
         </ns0:tc>
@@ -2555,13 +2575,13 @@
             <ns0:vAlign ns0:val="center"/>
           </ns0:tcPr>
           <ns0:p>
-            <ns0:r>
-              <ns0:rPr>
-                <ns0:rFonts ns0:ascii="仿宋" ns0:hAnsi="仿宋" ns0:eastAsia="仿宋" ns0:cs="仿宋"/>
-                <ns0:sz ns0:val="24"/>
-                <ns0:szCs ns0:val="24"/>
-              </ns0:rPr>
-              <ns0:t>2013.07-2015.06</ns0:t>
+            <ns0:pPr>
+              <ns0:spacing ns0:before="0" ns0:after="0" ns0:line="240" ns0:lineRule="auto"/>
+            </ns0:pPr>
+            <ns0:r>
+              <ns0:rPr>
+                <ns0:rFonts ns0:ascii="仿宋" ns0:hAnsi="仿宋"/>
+              </ns0:rPr>
             </ns0:r>
           </ns0:p>
         </ns0:tc>
@@ -2572,13 +2592,13 @@
             <ns0:vAlign ns0:val="center"/>
           </ns0:tcPr>
           <ns0:p>
-            <ns0:r>
-              <ns0:rPr>
-                <ns0:rFonts ns0:ascii="仿宋" ns0:hAnsi="仿宋" ns0:eastAsia="仿宋" ns0:cs="仿宋"/>
-                <ns0:sz ns0:val="24"/>
-                <ns0:szCs ns0:val="24"/>
-              </ns0:rPr>
-              <ns0:t>东莞农商银行统一监管项目</ns0:t>
+            <ns0:pPr>
+              <ns0:spacing ns0:before="0" ns0:after="0" ns0:line="240" ns0:lineRule="auto"/>
+            </ns0:pPr>
+            <ns0:r>
+              <ns0:rPr>
+                <ns0:rFonts ns0:ascii="仿宋" ns0:hAnsi="仿宋"/>
+              </ns0:rPr>
             </ns0:r>
           </ns0:p>
         </ns0:tc>
@@ -2589,13 +2609,13 @@
             <ns0:vAlign ns0:val="center"/>
           </ns0:tcPr>
           <ns0:p>
-            <ns0:r>
-              <ns0:rPr>
-                <ns0:rFonts ns0:ascii="仿宋" ns0:hAnsi="仿宋" ns0:eastAsia="仿宋" ns0:cs="仿宋"/>
-                <ns0:sz ns0:val="24"/>
-                <ns0:szCs ns0:val="24"/>
-              </ns0:rPr>
-              <ns0:t>项目经理</ns0:t>
+            <ns0:pPr>
+              <ns0:spacing ns0:before="0" ns0:after="0" ns0:line="240" ns0:lineRule="auto"/>
+            </ns0:pPr>
+            <ns0:r>
+              <ns0:rPr>
+                <ns0:rFonts ns0:ascii="仿宋" ns0:hAnsi="仿宋"/>
+              </ns0:rPr>
             </ns0:r>
           </ns0:p>
         </ns0:tc>
@@ -2606,13 +2626,13 @@
             <ns0:vAlign ns0:val="center"/>
           </ns0:tcPr>
           <ns0:p>
-            <ns0:r>
-              <ns0:rPr>
-                <ns0:rFonts ns0:ascii="仿宋" ns0:hAnsi="仿宋" ns0:eastAsia="仿宋" ns0:cs="仿宋"/>
-                <ns0:sz ns0:val="24"/>
-                <ns0:szCs ns0:val="24"/>
-              </ns0:rPr>
-              <ns0:t>1、存贷款标准化系统、1104、金融报送需求分析，开发2、EAST需求分析、开发3、DB2数据库开发</ns0:t>
+            <ns0:pPr>
+              <ns0:spacing ns0:before="0" ns0:after="0" ns0:line="240" ns0:lineRule="auto"/>
+            </ns0:pPr>
+            <ns0:r>
+              <ns0:rPr>
+                <ns0:rFonts ns0:ascii="仿宋" ns0:hAnsi="仿宋"/>
+              </ns0:rPr>
             </ns0:r>
           </ns0:p>
         </ns0:tc>
@@ -2628,13 +2648,13 @@
             <ns0:vAlign ns0:val="center"/>
           </ns0:tcPr>
           <ns0:p>
-            <ns0:r>
-              <ns0:rPr>
-                <ns0:rFonts ns0:ascii="仿宋" ns0:hAnsi="仿宋" ns0:eastAsia="仿宋" ns0:cs="仿宋"/>
-                <ns0:sz ns0:val="24"/>
-                <ns0:szCs ns0:val="24"/>
-              </ns0:rPr>
-              <ns0:t>2011.09-2013.07</ns0:t>
+            <ns0:pPr>
+              <ns0:spacing ns0:before="0" ns0:after="0" ns0:line="240" ns0:lineRule="auto"/>
+            </ns0:pPr>
+            <ns0:r>
+              <ns0:rPr>
+                <ns0:rFonts ns0:ascii="仿宋" ns0:hAnsi="仿宋"/>
+              </ns0:rPr>
             </ns0:r>
           </ns0:p>
         </ns0:tc>
@@ -2645,13 +2665,13 @@
             <ns0:vAlign ns0:val="center"/>
           </ns0:tcPr>
           <ns0:p>
-            <ns0:r>
-              <ns0:rPr>
-                <ns0:rFonts ns0:ascii="仿宋" ns0:hAnsi="仿宋" ns0:eastAsia="仿宋" ns0:cs="仿宋"/>
-                <ns0:sz ns0:val="24"/>
-                <ns0:szCs ns0:val="24"/>
-              </ns0:rPr>
-              <ns0:t>成都农商银行反洗钱项目</ns0:t>
+            <ns0:pPr>
+              <ns0:spacing ns0:before="0" ns0:after="0" ns0:line="240" ns0:lineRule="auto"/>
+            </ns0:pPr>
+            <ns0:r>
+              <ns0:rPr>
+                <ns0:rFonts ns0:ascii="仿宋" ns0:hAnsi="仿宋"/>
+              </ns0:rPr>
             </ns0:r>
           </ns0:p>
         </ns0:tc>
@@ -2662,13 +2682,13 @@
             <ns0:vAlign ns0:val="center"/>
           </ns0:tcPr>
           <ns0:p>
-            <ns0:r>
-              <ns0:rPr>
-                <ns0:rFonts ns0:ascii="仿宋" ns0:hAnsi="仿宋" ns0:eastAsia="仿宋" ns0:cs="仿宋"/>
-                <ns0:sz ns0:val="24"/>
-                <ns0:szCs ns0:val="24"/>
-              </ns0:rPr>
-              <ns0:t>项目经理</ns0:t>
+            <ns0:pPr>
+              <ns0:spacing ns0:before="0" ns0:after="0" ns0:line="240" ns0:lineRule="auto"/>
+            </ns0:pPr>
+            <ns0:r>
+              <ns0:rPr>
+                <ns0:rFonts ns0:ascii="仿宋" ns0:hAnsi="仿宋"/>
+              </ns0:rPr>
             </ns0:r>
           </ns0:p>
         </ns0:tc>
@@ -2679,13 +2699,13 @@
             <ns0:vAlign ns0:val="center"/>
           </ns0:tcPr>
           <ns0:p>
-            <ns0:r>
-              <ns0:rPr>
-                <ns0:rFonts ns0:ascii="仿宋" ns0:hAnsi="仿宋" ns0:eastAsia="仿宋" ns0:cs="仿宋"/>
-                <ns0:sz ns0:val="24"/>
-                <ns0:szCs ns0:val="24"/>
-              </ns0:rPr>
-              <ns0:t>1、分析、设计功能模块并进行Java编码2、编写oracle存储过程进行日终数据处理3、使用oracle的ODI从数据仓库进行数据抽取4、和科技部人员、业务人员沟通需求5、进行压力测试、协助效率优化</ns0:t>
+            <ns0:pPr>
+              <ns0:spacing ns0:before="0" ns0:after="0" ns0:line="240" ns0:lineRule="auto"/>
+            </ns0:pPr>
+            <ns0:r>
+              <ns0:rPr>
+                <ns0:rFonts ns0:ascii="仿宋" ns0:hAnsi="仿宋"/>
+              </ns0:rPr>
             </ns0:r>
           </ns0:p>
         </ns0:tc>
@@ -2701,13 +2721,13 @@
             <ns0:vAlign ns0:val="center"/>
           </ns0:tcPr>
           <ns0:p>
-            <ns0:r>
-              <ns0:rPr>
-                <ns0:rFonts ns0:ascii="仿宋" ns0:hAnsi="仿宋" ns0:eastAsia="仿宋" ns0:cs="仿宋"/>
-                <ns0:sz ns0:val="24"/>
-                <ns0:szCs ns0:val="24"/>
-              </ns0:rPr>
-              <ns0:t>2011.02-2011.09</ns0:t>
+            <ns0:pPr>
+              <ns0:spacing ns0:before="0" ns0:after="0" ns0:line="240" ns0:lineRule="auto"/>
+            </ns0:pPr>
+            <ns0:r>
+              <ns0:rPr>
+                <ns0:rFonts ns0:ascii="仿宋" ns0:hAnsi="仿宋"/>
+              </ns0:rPr>
             </ns0:r>
           </ns0:p>
         </ns0:tc>
@@ -2718,13 +2738,13 @@
             <ns0:vAlign ns0:val="center"/>
           </ns0:tcPr>
           <ns0:p>
-            <ns0:r>
-              <ns0:rPr>
-                <ns0:rFonts ns0:ascii="仿宋" ns0:hAnsi="仿宋" ns0:eastAsia="仿宋" ns0:cs="仿宋"/>
-                <ns0:sz ns0:val="24"/>
-                <ns0:szCs ns0:val="24"/>
-              </ns0:rPr>
-              <ns0:t>常州江南银行反洗钱项目</ns0:t>
+            <ns0:pPr>
+              <ns0:spacing ns0:before="0" ns0:after="0" ns0:line="240" ns0:lineRule="auto"/>
+            </ns0:pPr>
+            <ns0:r>
+              <ns0:rPr>
+                <ns0:rFonts ns0:ascii="仿宋" ns0:hAnsi="仿宋"/>
+              </ns0:rPr>
             </ns0:r>
           </ns0:p>
         </ns0:tc>
@@ -2735,13 +2755,13 @@
             <ns0:vAlign ns0:val="center"/>
           </ns0:tcPr>
           <ns0:p>
-            <ns0:r>
-              <ns0:rPr>
-                <ns0:rFonts ns0:ascii="仿宋" ns0:hAnsi="仿宋" ns0:eastAsia="仿宋" ns0:cs="仿宋"/>
-                <ns0:sz ns0:val="24"/>
-                <ns0:szCs ns0:val="24"/>
-              </ns0:rPr>
-              <ns0:t>开发</ns0:t>
+            <ns0:pPr>
+              <ns0:spacing ns0:before="0" ns0:after="0" ns0:line="240" ns0:lineRule="auto"/>
+            </ns0:pPr>
+            <ns0:r>
+              <ns0:rPr>
+                <ns0:rFonts ns0:ascii="仿宋" ns0:hAnsi="仿宋"/>
+              </ns0:rPr>
             </ns0:r>
           </ns0:p>
         </ns0:tc>
@@ -2752,13 +2772,13 @@
             <ns0:vAlign ns0:val="center"/>
           </ns0:tcPr>
           <ns0:p>
-            <ns0:r>
-              <ns0:rPr>
-                <ns0:rFonts ns0:ascii="仿宋" ns0:hAnsi="仿宋" ns0:eastAsia="仿宋" ns0:cs="仿宋"/>
-                <ns0:sz ns0:val="24"/>
-                <ns0:szCs ns0:val="24"/>
-              </ns0:rPr>
-              <ns0:t>主要使用EOS平台用Java开发</ns0:t>
+            <ns0:pPr>
+              <ns0:spacing ns0:before="0" ns0:after="0" ns0:line="240" ns0:lineRule="auto"/>
+            </ns0:pPr>
+            <ns0:r>
+              <ns0:rPr>
+                <ns0:rFonts ns0:ascii="仿宋" ns0:hAnsi="仿宋"/>
+              </ns0:rPr>
             </ns0:r>
           </ns0:p>
         </ns0:tc>
